--- a/vvdn/converters/dc-ac/single-phase-inverters.docx
+++ b/vvdn/converters/dc-ac/single-phase-inverters.docx
@@ -378,51 +378,2454 @@
                 <w:color w:val="2D3748"/>
                 <w:sz w:val="18"/>
               </w:rPr>
-              <w:t xml:space="preserve">                         Full-Bridge (H-Bridge) Inverter</w:t>
+              <w:t>========================================================================================================================</w:t>
               <w:br/>
-              <w:t xml:space="preserve">   +Vdc ────┬───────────────────────┬───────────────────────────────────────┐</w:t>
+              <w:t xml:space="preserve">     DETAILED HARDWARE SCHEMATIC: SINGLE-PHASE FULL-BRIDGE (H-BRIDGE) INVERTER (400V DC -&gt; 230V AC RMS, 3kVA)</w:t>
               <w:br/>
-              <w:t xml:space="preserve">            │                       │                                       │</w:t>
+              <w:t>========================================================================================================================</w:t>
               <w:br/>
-              <w:t xml:space="preserve">        Drain (D)               Drain (D)                                   │</w:t>
               <w:br/>
-              <w:t xml:space="preserve">        ┌───┴───┐ S1            ┌───┴───┐ S3                               ┌┴┐</w:t>
+              <w:t xml:space="preserve">    +VDC BUS (+400V DC Rail) ──────────────┬───────────────────────────────┬─────────────────────────────┐</w:t>
               <w:br/>
-              <w:t xml:space="preserve">        │  Q1   │ Leg A High    │  Q3   │ Leg B High                       │ │ C_bulk</w:t>
+              <w:t xml:space="preserve">        │                                  │                               │                             │</w:t>
               <w:br/>
-              <w:t xml:space="preserve">        └───┬───┘               └───┬───┘                                  └┬┘</w:t>
+              <w:t xml:space="preserve">       ┌┴─────────────────┐            Drain (D)                       Drain (D)                        ┌┴┐</w:t>
               <w:br/>
-              <w:t xml:space="preserve">            │ Source (S)            │ Source (S)                            │</w:t>
+              <w:t xml:space="preserve">       │ C_BUS_BULK       │           ┌────┴──────────┐               ┌────┴──────────┐                 │ │ C_HF_FILM</w:t>
               <w:br/>
-              <w:t xml:space="preserve">            ├─── Leg A Node ┐       ├─── Leg B Node ───┐                    │</w:t>
+              <w:t xml:space="preserve">       │ 680µF / 450V     │           │ Q1: HS LEG A  │               │ Q3: HS LEG B  │                 └┬┘ 4x 1µF / 630V</w:t>
               <w:br/>
-              <w:t xml:space="preserve">            │               │       │                  │                    │</w:t>
+              <w:t xml:space="preserve">       │ Aluminum Elec.   │    +-----&gt;│ IPW65R041CFD7 │        +-----&gt;│ IPW65R041CFD7 │                  │  Poly Film</w:t>
               <w:br/>
-              <w:t xml:space="preserve">        Drain (D)           │   Drain (D)              │                    │</w:t>
+              <w:t xml:space="preserve">       └┬─────────────────┘    | Gate │ (650V, 41mΩ)  │        | Gate │ (650V, 41mΩ)  │                  │</w:t>
               <w:br/>
-              <w:t xml:space="preserve">        ┌───┴───┐ S2        │   ┌───┴───┐ S4           │                    │</w:t>
+              <w:t xml:space="preserve">        │                      |      └────┬──────────┘        |      └────┬──────────┘                  │</w:t>
               <w:br/>
-              <w:t xml:space="preserve">        │  Q2   │ Leg A Low │   │  Q4   │ Leg B Low    │                    │</w:t>
+              <w:t xml:space="preserve">        │                      |     Source│                   |     Source│                             │</w:t>
               <w:br/>
-              <w:t xml:space="preserve">        └───┬───┘           │   └───┬───┘              │                    │</w:t>
+              <w:t xml:space="preserve">        │   HIGH-SIDE DRIVER   |           │                   |           │                             │</w:t>
               <w:br/>
-              <w:t xml:space="preserve">            │ Source (S)    │       │ Source (S)       │                    │</w:t>
+              <w:t xml:space="preserve">        │   HO_A --------------+           +=== NODE SW_A      |           +=== NODE SW_B                │</w:t>
               <w:br/>
-              <w:t xml:space="preserve">   GND ─────┴───────────────┼───────┴──────────────────┼────────────────────┴─── GND</w:t>
+              <w:t xml:space="preserve">        │   (UCC27282: Leg A)              |    (0V to +400V)  |           |    (0V to +400V)            │</w:t>
               <w:br/>
-              <w:t xml:space="preserve">                            │                          │</w:t>
+              <w:t xml:space="preserve">        │                                  |                   |           |                             │</w:t>
               <w:br/>
-              <w:t xml:space="preserve">                            ├───[ Filter Inductor Lf ]─┼───┐</w:t>
+              <w:t xml:space="preserve">        │                              Drain (D)   +-----------+       Drain (D)                         │</w:t>
               <w:br/>
-              <w:t xml:space="preserve">                            │                          │  ┌┴┐</w:t>
+              <w:t xml:space="preserve">        │                             ┌────┴───────┴──┐               ┌────┴──────────┐                  │</w:t>
               <w:br/>
-              <w:t xml:space="preserve">                            │                          └──┤ │ Filter Cap Cf</w:t>
+              <w:t xml:space="preserve">        │                             │ Q2: LS LEG A  │               │ Q4: LS LEG B  │                  │</w:t>
               <w:br/>
-              <w:t xml:space="preserve">                            │                             └┬┘</w:t>
+              <w:t xml:space="preserve">        │                      +-----&gt;│ IPW65R041CFD7 │        +-----&gt;│ IPW65R041CFD7 │                  │</w:t>
               <w:br/>
-              <w:t xml:space="preserve">                            │                              │</w:t>
+              <w:t xml:space="preserve">        │                      | Gate └────┬──────────┘        | Gate └────┬──────────┘                  │</w:t>
               <w:br/>
-              <w:t xml:space="preserve">                            └──────────────────────────────┴───&gt; AC Load (Vo = Va - Vb)</w:t>
+              <w:t xml:space="preserve">        │   LO_A --------------+     Source│             LO_B -+     Source│                             │</w:t>
+              <w:br/>
+              <w:t xml:space="preserve">        │   (Low-Side Leg A)               │             HO_B ─────────────+ (UCC27282: Leg B)           │</w:t>
+              <w:br/>
+              <w:t xml:space="preserve">        │                                  │                               │                             │</w:t>
+              <w:br/>
+              <w:t xml:space="preserve">    GND_DC ────────────────────────────────┴───────────────────────────────┴─────────────────────────────┴─── GND_DC</w:t>
+              <w:br/>
+              <w:t xml:space="preserve">                                           │                               │</w:t>
+              <w:br/>
+              <w:t xml:space="preserve">                                           │  SYMMETRICAL LC SINE FILTER   │</w:t>
+              <w:br/>
+              <w:t xml:space="preserve">                                           ├──[ Lf1: 1.5mH / 20A Choke ]───┼────────────────────────+=== AC LINE (L)</w:t>
+              <w:br/>
+              <w:t xml:space="preserve">                                           │  Sendust Toroid (DCR=12mΩ)    │                        │    (230V RMS, 50Hz)</w:t>
+              <w:br/>
+              <w:t xml:space="preserve">                                           │                               │                       ┌┴┐</w:t>
+              <w:br/>
+              <w:t xml:space="preserve">                                           │                               │                       │ │ Cf: 4.7µF / 310VAC</w:t>
+              <w:br/>
+              <w:t xml:space="preserve">                                           │                               │                       └┬┘ Metallized Poly</w:t>
+              <w:br/>
+              <w:t xml:space="preserve">                                           │                               │                        │  (Across L-N)</w:t>
+              <w:br/>
+              <w:t xml:space="preserve">                                           │                               ├──[ Lf2: 1.5mH / 20A ]──+=== AC NEUTRAL (N)</w:t>
+              <w:br/>
+              <w:t xml:space="preserve">                                           │                               │  Sendust Toroid        │</w:t>
+              <w:br/>
+              <w:t xml:space="preserve">                                           │                               │                        │</w:t>
+              <w:br/>
+              <w:t xml:space="preserve">                                           │                               │   [ HALL CURRENT SENSOR ]</w:t>
+              <w:br/>
+              <w:t xml:space="preserve">                                           │                               │   LEM CASR 15-NP       │</w:t>
+              <w:br/>
+              <w:t xml:space="preserve">                                           │                               │   (Output -&gt; DSP ADC)  │</w:t>
+              <w:br/>
+              <w:t xml:space="preserve">                                           │                               │                        │</w:t>
+              <w:br/>
+              <w:t xml:space="preserve">    EARTH (PE) ────────────────────────────┴───────────────────────────────┴────────────────────────┴─── EARTH (PE)</w:t>
+            </w:r>
+          </w:p>
+        </w:tc>
+      </w:tr>
+    </w:tbl>
+    <w:p/>
+    <w:p>
+      <w:pPr>
+        <w:spacing w:before="160" w:after="80"/>
+      </w:pPr>
+      <w:r>
+        <w:rPr>
+          <w:b/>
+          <w:color w:val="4682B4"/>
+          <w:sz w:val="24"/>
+        </w:rPr>
+        <w:t>1.2 Detailed Component Connection Netlist &amp; Terminal Details:</w:t>
+      </w:r>
+    </w:p>
+    <w:tbl>
+      <w:tblPr>
+        <w:tblW w:type="auto" w:w="0"/>
+        <w:jc w:val="center"/>
+        <w:tblLook w:firstColumn="1" w:firstRow="1" w:lastColumn="0" w:lastRow="0" w:noHBand="0" w:noVBand="1" w:val="04A0"/>
+        <w:tblBorders>
+          <w:top w:val="single" w:sz="4" w:space="0" w:color="D0D7DE"/>
+          <w:left w:val="none"/>
+          <w:bottom w:val="single" w:sz="8" w:space="0" w:color="D0D7DE"/>
+          <w:right w:val="none"/>
+          <w:insideH w:val="single" w:sz="4" w:space="0" w:color="D0D7DE"/>
+          <w:insideV w:val="none"/>
+        </w:tblBorders>
+      </w:tblPr>
+      <w:tblGrid>
+        <w:gridCol w:w="1958"/>
+        <w:gridCol w:w="1958"/>
+        <w:gridCol w:w="1958"/>
+        <w:gridCol w:w="1958"/>
+        <w:gridCol w:w="1958"/>
+      </w:tblGrid>
+      <w:tr>
+        <w:tc>
+          <w:tcPr>
+            <w:tcW w:type="dxa" w:w="1958"/>
+            <w:shd w:fill="204A6E"/>
+            <w:tcMar>
+              <w:top w:w="100" w:type="dxa"/>
+              <w:bottom w:w="100" w:type="dxa"/>
+              <w:left w:w="120" w:type="dxa"/>
+              <w:right w:w="120" w:type="dxa"/>
+            </w:tcMar>
+            <w:vAlign w:val="center"/>
+          </w:tcPr>
+          <w:p>
+            <w:pPr>
+              <w:spacing w:after="0"/>
+            </w:pPr>
+            <w:r>
+              <w:rPr>
+                <w:b/>
+                <w:color w:val="FFFFFF"/>
+                <w:sz w:val="19"/>
+              </w:rPr>
+              <w:t>Net Name</w:t>
+            </w:r>
+          </w:p>
+        </w:tc>
+        <w:tc>
+          <w:tcPr>
+            <w:tcW w:type="dxa" w:w="1958"/>
+            <w:shd w:fill="204A6E"/>
+            <w:tcMar>
+              <w:top w:w="100" w:type="dxa"/>
+              <w:bottom w:w="100" w:type="dxa"/>
+              <w:left w:w="120" w:type="dxa"/>
+              <w:right w:w="120" w:type="dxa"/>
+            </w:tcMar>
+            <w:vAlign w:val="center"/>
+          </w:tcPr>
+          <w:p>
+            <w:pPr>
+              <w:spacing w:after="0"/>
+            </w:pPr>
+            <w:r>
+              <w:rPr>
+                <w:b/>
+                <w:color w:val="FFFFFF"/>
+                <w:sz w:val="19"/>
+              </w:rPr>
+              <w:t>Source (Pin / Terminal)</w:t>
+            </w:r>
+          </w:p>
+        </w:tc>
+        <w:tc>
+          <w:tcPr>
+            <w:tcW w:type="dxa" w:w="1958"/>
+            <w:shd w:fill="204A6E"/>
+            <w:tcMar>
+              <w:top w:w="100" w:type="dxa"/>
+              <w:bottom w:w="100" w:type="dxa"/>
+              <w:left w:w="120" w:type="dxa"/>
+              <w:right w:w="120" w:type="dxa"/>
+            </w:tcMar>
+            <w:vAlign w:val="center"/>
+          </w:tcPr>
+          <w:p>
+            <w:pPr>
+              <w:spacing w:after="0"/>
+            </w:pPr>
+            <w:r>
+              <w:rPr>
+                <w:b/>
+                <w:color w:val="FFFFFF"/>
+                <w:sz w:val="19"/>
+              </w:rPr>
+              <w:t>Destination (Pin / Terminal)</w:t>
+            </w:r>
+          </w:p>
+        </w:tc>
+        <w:tc>
+          <w:tcPr>
+            <w:tcW w:type="dxa" w:w="1958"/>
+            <w:shd w:fill="204A6E"/>
+            <w:tcMar>
+              <w:top w:w="100" w:type="dxa"/>
+              <w:bottom w:w="100" w:type="dxa"/>
+              <w:left w:w="120" w:type="dxa"/>
+              <w:right w:w="120" w:type="dxa"/>
+            </w:tcMar>
+            <w:vAlign w:val="center"/>
+          </w:tcPr>
+          <w:p>
+            <w:pPr>
+              <w:spacing w:after="0"/>
+            </w:pPr>
+            <w:r>
+              <w:rPr>
+                <w:b/>
+                <w:color w:val="FFFFFF"/>
+                <w:sz w:val="19"/>
+              </w:rPr>
+              <w:t>Electrical Function</w:t>
+            </w:r>
+          </w:p>
+        </w:tc>
+        <w:tc>
+          <w:tcPr>
+            <w:tcW w:type="dxa" w:w="1958"/>
+            <w:shd w:fill="204A6E"/>
+            <w:tcMar>
+              <w:top w:w="100" w:type="dxa"/>
+              <w:bottom w:w="100" w:type="dxa"/>
+              <w:left w:w="120" w:type="dxa"/>
+              <w:right w:w="120" w:type="dxa"/>
+            </w:tcMar>
+            <w:vAlign w:val="center"/>
+          </w:tcPr>
+          <w:p>
+            <w:pPr>
+              <w:spacing w:after="0"/>
+            </w:pPr>
+            <w:r>
+              <w:rPr>
+                <w:b/>
+                <w:color w:val="FFFFFF"/>
+                <w:sz w:val="19"/>
+              </w:rPr>
+              <w:t>Hardware Engineering Notes</w:t>
+            </w:r>
+          </w:p>
+        </w:tc>
+      </w:tr>
+      <w:tr>
+        <w:tc>
+          <w:tcPr>
+            <w:tcW w:type="dxa" w:w="1958"/>
+            <w:tcMar>
+              <w:top w:w="80" w:type="dxa"/>
+              <w:bottom w:w="80" w:type="dxa"/>
+              <w:left w:w="120" w:type="dxa"/>
+              <w:right w:w="120" w:type="dxa"/>
+            </w:tcMar>
+            <w:vAlign w:val="center"/>
+          </w:tcPr>
+          <w:p>
+            <w:pPr>
+              <w:spacing w:after="0"/>
+            </w:pPr>
+            <w:r>
+              <w:rPr>
+                <w:b/>
+                <w:color w:val="282C34"/>
+                <w:sz w:val="18"/>
+              </w:rPr>
+              <w:t>+VDC_BUS</w:t>
+            </w:r>
+          </w:p>
+        </w:tc>
+        <w:tc>
+          <w:tcPr>
+            <w:tcW w:type="dxa" w:w="1958"/>
+            <w:tcMar>
+              <w:top w:w="80" w:type="dxa"/>
+              <w:bottom w:w="80" w:type="dxa"/>
+              <w:left w:w="120" w:type="dxa"/>
+              <w:right w:w="120" w:type="dxa"/>
+            </w:tcMar>
+            <w:vAlign w:val="center"/>
+          </w:tcPr>
+          <w:p>
+            <w:pPr>
+              <w:spacing w:after="0"/>
+            </w:pPr>
+            <w:r>
+              <w:rPr>
+                <w:color w:val="282C34"/>
+                <w:sz w:val="18"/>
+              </w:rPr>
+              <w:t>DC Source / PFC Pre-Regulator</w:t>
+            </w:r>
+          </w:p>
+        </w:tc>
+        <w:tc>
+          <w:tcPr>
+            <w:tcW w:type="dxa" w:w="1958"/>
+            <w:tcMar>
+              <w:top w:w="80" w:type="dxa"/>
+              <w:bottom w:w="80" w:type="dxa"/>
+              <w:left w:w="120" w:type="dxa"/>
+              <w:right w:w="120" w:type="dxa"/>
+            </w:tcMar>
+            <w:vAlign w:val="center"/>
+          </w:tcPr>
+          <w:p>
+            <w:pPr>
+              <w:spacing w:after="0"/>
+            </w:pPr>
+            <w:r>
+              <w:rPr>
+                <w:i/>
+                <w:color w:val="145AA0"/>
+                <w:sz w:val="18"/>
+              </w:rPr>
+              <w:t>C_{bus</w:t>
+            </w:r>
+            <w:r>
+              <w:rPr>
+                <w:color w:val="282C34"/>
+                <w:sz w:val="18"/>
+              </w:rPr>
+              <w:t xml:space="preserve"> (+), </w:t>
+            </w:r>
+            <w:r>
+              <w:rPr>
+                <w:i/>
+                <w:color w:val="145AA0"/>
+                <w:sz w:val="18"/>
+              </w:rPr>
+              <w:t>Q_1</w:t>
+            </w:r>
+            <w:r>
+              <w:rPr>
+                <w:color w:val="282C34"/>
+                <w:sz w:val="18"/>
+              </w:rPr>
+              <w:t xml:space="preserve"> Drain, </w:t>
+            </w:r>
+            <w:r>
+              <w:rPr>
+                <w:i/>
+                <w:color w:val="145AA0"/>
+                <w:sz w:val="18"/>
+              </w:rPr>
+              <w:t>Q_3</w:t>
+            </w:r>
+            <w:r>
+              <w:rPr>
+                <w:color w:val="282C34"/>
+                <w:sz w:val="18"/>
+              </w:rPr>
+              <w:t xml:space="preserve"> Drain</w:t>
+            </w:r>
+          </w:p>
+        </w:tc>
+        <w:tc>
+          <w:tcPr>
+            <w:tcW w:type="dxa" w:w="1958"/>
+            <w:tcMar>
+              <w:top w:w="80" w:type="dxa"/>
+              <w:bottom w:w="80" w:type="dxa"/>
+              <w:left w:w="120" w:type="dxa"/>
+              <w:right w:w="120" w:type="dxa"/>
+            </w:tcMar>
+            <w:vAlign w:val="center"/>
+          </w:tcPr>
+          <w:p>
+            <w:pPr>
+              <w:spacing w:after="0"/>
+            </w:pPr>
+            <w:r>
+              <w:rPr>
+                <w:color w:val="282C34"/>
+                <w:sz w:val="18"/>
+              </w:rPr>
+              <w:t>High-voltage stiff DC link</w:t>
+            </w:r>
+          </w:p>
+        </w:tc>
+        <w:tc>
+          <w:tcPr>
+            <w:tcW w:type="dxa" w:w="1958"/>
+            <w:tcMar>
+              <w:top w:w="80" w:type="dxa"/>
+              <w:bottom w:w="80" w:type="dxa"/>
+              <w:left w:w="120" w:type="dxa"/>
+              <w:right w:w="120" w:type="dxa"/>
+            </w:tcMar>
+            <w:vAlign w:val="center"/>
+          </w:tcPr>
+          <w:p>
+            <w:pPr>
+              <w:spacing w:after="0"/>
+            </w:pPr>
+            <w:r>
+              <w:rPr>
+                <w:color w:val="282C34"/>
+                <w:sz w:val="18"/>
+              </w:rPr>
+              <w:t>Symmetrical high-frequency film bypass capacitors placed directly across each phase leg.</w:t>
+            </w:r>
+          </w:p>
+        </w:tc>
+      </w:tr>
+      <w:tr>
+        <w:tc>
+          <w:tcPr>
+            <w:tcW w:type="dxa" w:w="1958"/>
+            <w:shd w:fill="F4F7F9"/>
+            <w:tcMar>
+              <w:top w:w="80" w:type="dxa"/>
+              <w:bottom w:w="80" w:type="dxa"/>
+              <w:left w:w="120" w:type="dxa"/>
+              <w:right w:w="120" w:type="dxa"/>
+            </w:tcMar>
+            <w:vAlign w:val="center"/>
+          </w:tcPr>
+          <w:p>
+            <w:pPr>
+              <w:spacing w:after="0"/>
+            </w:pPr>
+            <w:r>
+              <w:rPr>
+                <w:b/>
+                <w:color w:val="282C34"/>
+                <w:sz w:val="18"/>
+              </w:rPr>
+              <w:t>SW_A (Leg A Mid)</w:t>
+            </w:r>
+          </w:p>
+        </w:tc>
+        <w:tc>
+          <w:tcPr>
+            <w:tcW w:type="dxa" w:w="1958"/>
+            <w:shd w:fill="F4F7F9"/>
+            <w:tcMar>
+              <w:top w:w="80" w:type="dxa"/>
+              <w:bottom w:w="80" w:type="dxa"/>
+              <w:left w:w="120" w:type="dxa"/>
+              <w:right w:w="120" w:type="dxa"/>
+            </w:tcMar>
+            <w:vAlign w:val="center"/>
+          </w:tcPr>
+          <w:p>
+            <w:pPr>
+              <w:spacing w:after="0"/>
+            </w:pPr>
+            <w:r>
+              <w:rPr>
+                <w:i/>
+                <w:color w:val="145AA0"/>
+                <w:sz w:val="18"/>
+              </w:rPr>
+              <w:t>Q_1</w:t>
+            </w:r>
+            <w:r>
+              <w:rPr>
+                <w:color w:val="282C34"/>
+                <w:sz w:val="18"/>
+              </w:rPr>
+              <w:t xml:space="preserve"> Source, </w:t>
+            </w:r>
+            <w:r>
+              <w:rPr>
+                <w:i/>
+                <w:color w:val="145AA0"/>
+                <w:sz w:val="18"/>
+              </w:rPr>
+              <w:t>Q_2</w:t>
+            </w:r>
+            <w:r>
+              <w:rPr>
+                <w:color w:val="282C34"/>
+                <w:sz w:val="18"/>
+              </w:rPr>
+              <w:t xml:space="preserve"> Drain</w:t>
+            </w:r>
+          </w:p>
+        </w:tc>
+        <w:tc>
+          <w:tcPr>
+            <w:tcW w:type="dxa" w:w="1958"/>
+            <w:shd w:fill="F4F7F9"/>
+            <w:tcMar>
+              <w:top w:w="80" w:type="dxa"/>
+              <w:bottom w:w="80" w:type="dxa"/>
+              <w:left w:w="120" w:type="dxa"/>
+              <w:right w:w="120" w:type="dxa"/>
+            </w:tcMar>
+            <w:vAlign w:val="center"/>
+          </w:tcPr>
+          <w:p>
+            <w:pPr>
+              <w:spacing w:after="0"/>
+            </w:pPr>
+            <w:r>
+              <w:rPr>
+                <w:color w:val="282C34"/>
+                <w:sz w:val="18"/>
+              </w:rPr>
+              <w:t xml:space="preserve">Sine Filter Inductor </w:t>
+            </w:r>
+            <w:r>
+              <w:rPr>
+                <w:i/>
+                <w:color w:val="145AA0"/>
+                <w:sz w:val="18"/>
+              </w:rPr>
+              <w:t>L_{f1</w:t>
+            </w:r>
+            <w:r>
+              <w:rPr>
+                <w:color w:val="282C34"/>
+                <w:sz w:val="18"/>
+              </w:rPr>
+              <w:t xml:space="preserve"> Pin 1</w:t>
+            </w:r>
+          </w:p>
+        </w:tc>
+        <w:tc>
+          <w:tcPr>
+            <w:tcW w:type="dxa" w:w="1958"/>
+            <w:shd w:fill="F4F7F9"/>
+            <w:tcMar>
+              <w:top w:w="80" w:type="dxa"/>
+              <w:bottom w:w="80" w:type="dxa"/>
+              <w:left w:w="120" w:type="dxa"/>
+              <w:right w:w="120" w:type="dxa"/>
+            </w:tcMar>
+            <w:vAlign w:val="center"/>
+          </w:tcPr>
+          <w:p>
+            <w:pPr>
+              <w:spacing w:after="0"/>
+            </w:pPr>
+            <w:r>
+              <w:rPr>
+                <w:color w:val="282C34"/>
+                <w:sz w:val="18"/>
+              </w:rPr>
+              <w:t>High-speed PWM leg A switching node</w:t>
+            </w:r>
+          </w:p>
+        </w:tc>
+        <w:tc>
+          <w:tcPr>
+            <w:tcW w:type="dxa" w:w="1958"/>
+            <w:shd w:fill="F4F7F9"/>
+            <w:tcMar>
+              <w:top w:w="80" w:type="dxa"/>
+              <w:bottom w:w="80" w:type="dxa"/>
+              <w:left w:w="120" w:type="dxa"/>
+              <w:right w:w="120" w:type="dxa"/>
+            </w:tcMar>
+            <w:vAlign w:val="center"/>
+          </w:tcPr>
+          <w:p>
+            <w:pPr>
+              <w:spacing w:after="0"/>
+            </w:pPr>
+            <w:r>
+              <w:rPr>
+                <w:color w:val="282C34"/>
+                <w:sz w:val="18"/>
+              </w:rPr>
+              <w:t xml:space="preserve">Swings between </w:t>
+            </w:r>
+            <w:r>
+              <w:rPr>
+                <w:i/>
+                <w:color w:val="145AA0"/>
+                <w:sz w:val="18"/>
+              </w:rPr>
+              <w:t>0\,V</w:t>
+            </w:r>
+            <w:r>
+              <w:rPr>
+                <w:color w:val="282C34"/>
+                <w:sz w:val="18"/>
+              </w:rPr>
+              <w:t xml:space="preserve"> and </w:t>
+            </w:r>
+            <w:r>
+              <w:rPr>
+                <w:i/>
+                <w:color w:val="145AA0"/>
+                <w:sz w:val="18"/>
+              </w:rPr>
+              <w:t>+400\,V</w:t>
+            </w:r>
+            <w:r>
+              <w:rPr>
+                <w:color w:val="282C34"/>
+                <w:sz w:val="18"/>
+              </w:rPr>
+              <w:t xml:space="preserve"> at carrier frequency </w:t>
+            </w:r>
+            <w:r>
+              <w:rPr>
+                <w:i/>
+                <w:color w:val="145AA0"/>
+                <w:sz w:val="18"/>
+              </w:rPr>
+              <w:t>f_c = 20\,kHz</w:t>
+            </w:r>
+            <w:r>
+              <w:rPr>
+                <w:color w:val="282C34"/>
+                <w:sz w:val="18"/>
+              </w:rPr>
+              <w:t xml:space="preserve">; high </w:t>
+            </w:r>
+            <w:r>
+              <w:rPr>
+                <w:i/>
+                <w:color w:val="145AA0"/>
+                <w:sz w:val="18"/>
+              </w:rPr>
+              <w:t>dv/dt</w:t>
+            </w:r>
+            <w:r>
+              <w:rPr>
+                <w:color w:val="282C34"/>
+                <w:sz w:val="18"/>
+              </w:rPr>
+              <w:t xml:space="preserve"> node.</w:t>
+            </w:r>
+          </w:p>
+        </w:tc>
+      </w:tr>
+      <w:tr>
+        <w:tc>
+          <w:tcPr>
+            <w:tcW w:type="dxa" w:w="1958"/>
+            <w:tcMar>
+              <w:top w:w="80" w:type="dxa"/>
+              <w:bottom w:w="80" w:type="dxa"/>
+              <w:left w:w="120" w:type="dxa"/>
+              <w:right w:w="120" w:type="dxa"/>
+            </w:tcMar>
+            <w:vAlign w:val="center"/>
+          </w:tcPr>
+          <w:p>
+            <w:pPr>
+              <w:spacing w:after="0"/>
+            </w:pPr>
+            <w:r>
+              <w:rPr>
+                <w:b/>
+                <w:color w:val="282C34"/>
+                <w:sz w:val="18"/>
+              </w:rPr>
+              <w:t>SW_B (Leg B Mid)</w:t>
+            </w:r>
+          </w:p>
+        </w:tc>
+        <w:tc>
+          <w:tcPr>
+            <w:tcW w:type="dxa" w:w="1958"/>
+            <w:tcMar>
+              <w:top w:w="80" w:type="dxa"/>
+              <w:bottom w:w="80" w:type="dxa"/>
+              <w:left w:w="120" w:type="dxa"/>
+              <w:right w:w="120" w:type="dxa"/>
+            </w:tcMar>
+            <w:vAlign w:val="center"/>
+          </w:tcPr>
+          <w:p>
+            <w:pPr>
+              <w:spacing w:after="0"/>
+            </w:pPr>
+            <w:r>
+              <w:rPr>
+                <w:i/>
+                <w:color w:val="145AA0"/>
+                <w:sz w:val="18"/>
+              </w:rPr>
+              <w:t>Q_3</w:t>
+            </w:r>
+            <w:r>
+              <w:rPr>
+                <w:color w:val="282C34"/>
+                <w:sz w:val="18"/>
+              </w:rPr>
+              <w:t xml:space="preserve"> Source, </w:t>
+            </w:r>
+            <w:r>
+              <w:rPr>
+                <w:i/>
+                <w:color w:val="145AA0"/>
+                <w:sz w:val="18"/>
+              </w:rPr>
+              <w:t>Q_4</w:t>
+            </w:r>
+            <w:r>
+              <w:rPr>
+                <w:color w:val="282C34"/>
+                <w:sz w:val="18"/>
+              </w:rPr>
+              <w:t xml:space="preserve"> Drain</w:t>
+            </w:r>
+          </w:p>
+        </w:tc>
+        <w:tc>
+          <w:tcPr>
+            <w:tcW w:type="dxa" w:w="1958"/>
+            <w:tcMar>
+              <w:top w:w="80" w:type="dxa"/>
+              <w:bottom w:w="80" w:type="dxa"/>
+              <w:left w:w="120" w:type="dxa"/>
+              <w:right w:w="120" w:type="dxa"/>
+            </w:tcMar>
+            <w:vAlign w:val="center"/>
+          </w:tcPr>
+          <w:p>
+            <w:pPr>
+              <w:spacing w:after="0"/>
+            </w:pPr>
+            <w:r>
+              <w:rPr>
+                <w:color w:val="282C34"/>
+                <w:sz w:val="18"/>
+              </w:rPr>
+              <w:t xml:space="preserve">Sine Filter Inductor </w:t>
+            </w:r>
+            <w:r>
+              <w:rPr>
+                <w:i/>
+                <w:color w:val="145AA0"/>
+                <w:sz w:val="18"/>
+              </w:rPr>
+              <w:t>L_{f2</w:t>
+            </w:r>
+            <w:r>
+              <w:rPr>
+                <w:color w:val="282C34"/>
+                <w:sz w:val="18"/>
+              </w:rPr>
+              <w:t xml:space="preserve"> Pin 1</w:t>
+            </w:r>
+          </w:p>
+        </w:tc>
+        <w:tc>
+          <w:tcPr>
+            <w:tcW w:type="dxa" w:w="1958"/>
+            <w:tcMar>
+              <w:top w:w="80" w:type="dxa"/>
+              <w:bottom w:w="80" w:type="dxa"/>
+              <w:left w:w="120" w:type="dxa"/>
+              <w:right w:w="120" w:type="dxa"/>
+            </w:tcMar>
+            <w:vAlign w:val="center"/>
+          </w:tcPr>
+          <w:p>
+            <w:pPr>
+              <w:spacing w:after="0"/>
+            </w:pPr>
+            <w:r>
+              <w:rPr>
+                <w:color w:val="282C34"/>
+                <w:sz w:val="18"/>
+              </w:rPr>
+              <w:t>High-speed PWM leg B switching node</w:t>
+            </w:r>
+          </w:p>
+        </w:tc>
+        <w:tc>
+          <w:tcPr>
+            <w:tcW w:type="dxa" w:w="1958"/>
+            <w:tcMar>
+              <w:top w:w="80" w:type="dxa"/>
+              <w:bottom w:w="80" w:type="dxa"/>
+              <w:left w:w="120" w:type="dxa"/>
+              <w:right w:w="120" w:type="dxa"/>
+            </w:tcMar>
+            <w:vAlign w:val="center"/>
+          </w:tcPr>
+          <w:p>
+            <w:pPr>
+              <w:spacing w:after="0"/>
+            </w:pPr>
+            <w:r>
+              <w:rPr>
+                <w:color w:val="282C34"/>
+                <w:sz w:val="18"/>
+              </w:rPr>
+              <w:t xml:space="preserve">Swings between </w:t>
+            </w:r>
+            <w:r>
+              <w:rPr>
+                <w:i/>
+                <w:color w:val="145AA0"/>
+                <w:sz w:val="18"/>
+              </w:rPr>
+              <w:t>0\,V</w:t>
+            </w:r>
+            <w:r>
+              <w:rPr>
+                <w:color w:val="282C34"/>
+                <w:sz w:val="18"/>
+              </w:rPr>
+              <w:t xml:space="preserve"> and </w:t>
+            </w:r>
+            <w:r>
+              <w:rPr>
+                <w:i/>
+                <w:color w:val="145AA0"/>
+                <w:sz w:val="18"/>
+              </w:rPr>
+              <w:t>+400\,V</w:t>
+            </w:r>
+            <w:r>
+              <w:rPr>
+                <w:color w:val="282C34"/>
+                <w:sz w:val="18"/>
+              </w:rPr>
+              <w:t xml:space="preserve">; differential voltage </w:t>
+            </w:r>
+            <w:r>
+              <w:rPr>
+                <w:i/>
+                <w:color w:val="145AA0"/>
+                <w:sz w:val="18"/>
+              </w:rPr>
+              <w:t>v_{AB = v_{SW\_A - v_{SW\_B</w:t>
+            </w:r>
+            <w:r>
+              <w:rPr>
+                <w:color w:val="282C34"/>
+                <w:sz w:val="18"/>
+              </w:rPr>
+              <w:t>.</w:t>
+            </w:r>
+          </w:p>
+        </w:tc>
+      </w:tr>
+      <w:tr>
+        <w:tc>
+          <w:tcPr>
+            <w:tcW w:type="dxa" w:w="1958"/>
+            <w:shd w:fill="F4F7F9"/>
+            <w:tcMar>
+              <w:top w:w="80" w:type="dxa"/>
+              <w:bottom w:w="80" w:type="dxa"/>
+              <w:left w:w="120" w:type="dxa"/>
+              <w:right w:w="120" w:type="dxa"/>
+            </w:tcMar>
+            <w:vAlign w:val="center"/>
+          </w:tcPr>
+          <w:p>
+            <w:pPr>
+              <w:spacing w:after="0"/>
+            </w:pPr>
+            <w:r>
+              <w:rPr>
+                <w:b/>
+                <w:color w:val="282C34"/>
+                <w:sz w:val="18"/>
+              </w:rPr>
+              <w:t>AC_LINE (L)</w:t>
+            </w:r>
+          </w:p>
+        </w:tc>
+        <w:tc>
+          <w:tcPr>
+            <w:tcW w:type="dxa" w:w="1958"/>
+            <w:shd w:fill="F4F7F9"/>
+            <w:tcMar>
+              <w:top w:w="80" w:type="dxa"/>
+              <w:bottom w:w="80" w:type="dxa"/>
+              <w:left w:w="120" w:type="dxa"/>
+              <w:right w:w="120" w:type="dxa"/>
+            </w:tcMar>
+            <w:vAlign w:val="center"/>
+          </w:tcPr>
+          <w:p>
+            <w:pPr>
+              <w:spacing w:after="0"/>
+            </w:pPr>
+            <w:r>
+              <w:rPr>
+                <w:color w:val="282C34"/>
+                <w:sz w:val="18"/>
+              </w:rPr>
+              <w:t xml:space="preserve">Filter Inductor </w:t>
+            </w:r>
+            <w:r>
+              <w:rPr>
+                <w:i/>
+                <w:color w:val="145AA0"/>
+                <w:sz w:val="18"/>
+              </w:rPr>
+              <w:t>L_{f1</w:t>
+            </w:r>
+            <w:r>
+              <w:rPr>
+                <w:color w:val="282C34"/>
+                <w:sz w:val="18"/>
+              </w:rPr>
+              <w:t xml:space="preserve"> Pin 2</w:t>
+            </w:r>
+          </w:p>
+        </w:tc>
+        <w:tc>
+          <w:tcPr>
+            <w:tcW w:type="dxa" w:w="1958"/>
+            <w:shd w:fill="F4F7F9"/>
+            <w:tcMar>
+              <w:top w:w="80" w:type="dxa"/>
+              <w:bottom w:w="80" w:type="dxa"/>
+              <w:left w:w="120" w:type="dxa"/>
+              <w:right w:w="120" w:type="dxa"/>
+            </w:tcMar>
+            <w:vAlign w:val="center"/>
+          </w:tcPr>
+          <w:p>
+            <w:pPr>
+              <w:spacing w:after="0"/>
+            </w:pPr>
+            <w:r>
+              <w:rPr>
+                <w:color w:val="282C34"/>
+                <w:sz w:val="18"/>
+              </w:rPr>
+              <w:t xml:space="preserve">AC Output Terminal 1, Filter Cap </w:t>
+            </w:r>
+            <w:r>
+              <w:rPr>
+                <w:i/>
+                <w:color w:val="145AA0"/>
+                <w:sz w:val="18"/>
+              </w:rPr>
+              <w:t>C_f</w:t>
+            </w:r>
+            <w:r>
+              <w:rPr>
+                <w:color w:val="282C34"/>
+                <w:sz w:val="18"/>
+              </w:rPr>
+              <w:t xml:space="preserve"> Terminal 1</w:t>
+            </w:r>
+          </w:p>
+        </w:tc>
+        <w:tc>
+          <w:tcPr>
+            <w:tcW w:type="dxa" w:w="1958"/>
+            <w:shd w:fill="F4F7F9"/>
+            <w:tcMar>
+              <w:top w:w="80" w:type="dxa"/>
+              <w:bottom w:w="80" w:type="dxa"/>
+              <w:left w:w="120" w:type="dxa"/>
+              <w:right w:w="120" w:type="dxa"/>
+            </w:tcMar>
+            <w:vAlign w:val="center"/>
+          </w:tcPr>
+          <w:p>
+            <w:pPr>
+              <w:spacing w:after="0"/>
+            </w:pPr>
+            <w:r>
+              <w:rPr>
+                <w:color w:val="282C34"/>
+                <w:sz w:val="18"/>
+              </w:rPr>
+              <w:t>Pure sinusoidal AC line rail</w:t>
+            </w:r>
+          </w:p>
+        </w:tc>
+        <w:tc>
+          <w:tcPr>
+            <w:tcW w:type="dxa" w:w="1958"/>
+            <w:shd w:fill="F4F7F9"/>
+            <w:tcMar>
+              <w:top w:w="80" w:type="dxa"/>
+              <w:bottom w:w="80" w:type="dxa"/>
+              <w:left w:w="120" w:type="dxa"/>
+              <w:right w:w="120" w:type="dxa"/>
+            </w:tcMar>
+            <w:vAlign w:val="center"/>
+          </w:tcPr>
+          <w:p>
+            <w:pPr>
+              <w:spacing w:after="0"/>
+            </w:pPr>
+            <w:r>
+              <w:rPr>
+                <w:color w:val="282C34"/>
+                <w:sz w:val="18"/>
+              </w:rPr>
+              <w:t xml:space="preserve">Fundamental </w:t>
+            </w:r>
+            <w:r>
+              <w:rPr>
+                <w:i/>
+                <w:color w:val="145AA0"/>
+                <w:sz w:val="18"/>
+              </w:rPr>
+              <w:t>230\,V_{RMS, 50\,Hz</w:t>
+            </w:r>
+            <w:r>
+              <w:rPr>
+                <w:color w:val="282C34"/>
+                <w:sz w:val="18"/>
+              </w:rPr>
+              <w:t xml:space="preserve"> sine wave; carrier ripple attenuated by </w:t>
+            </w:r>
+            <w:r>
+              <w:rPr>
+                <w:i/>
+                <w:color w:val="145AA0"/>
+                <w:sz w:val="18"/>
+              </w:rPr>
+              <w:t>&gt; 40\,dB</w:t>
+            </w:r>
+            <w:r>
+              <w:rPr>
+                <w:color w:val="282C34"/>
+                <w:sz w:val="18"/>
+              </w:rPr>
+              <w:t>.</w:t>
+            </w:r>
+          </w:p>
+        </w:tc>
+      </w:tr>
+      <w:tr>
+        <w:tc>
+          <w:tcPr>
+            <w:tcW w:type="dxa" w:w="1958"/>
+            <w:tcMar>
+              <w:top w:w="80" w:type="dxa"/>
+              <w:bottom w:w="80" w:type="dxa"/>
+              <w:left w:w="120" w:type="dxa"/>
+              <w:right w:w="120" w:type="dxa"/>
+            </w:tcMar>
+            <w:vAlign w:val="center"/>
+          </w:tcPr>
+          <w:p>
+            <w:pPr>
+              <w:spacing w:after="0"/>
+            </w:pPr>
+            <w:r>
+              <w:rPr>
+                <w:b/>
+                <w:color w:val="282C34"/>
+                <w:sz w:val="18"/>
+              </w:rPr>
+              <w:t>AC_NEUT (N)</w:t>
+            </w:r>
+          </w:p>
+        </w:tc>
+        <w:tc>
+          <w:tcPr>
+            <w:tcW w:type="dxa" w:w="1958"/>
+            <w:tcMar>
+              <w:top w:w="80" w:type="dxa"/>
+              <w:bottom w:w="80" w:type="dxa"/>
+              <w:left w:w="120" w:type="dxa"/>
+              <w:right w:w="120" w:type="dxa"/>
+            </w:tcMar>
+            <w:vAlign w:val="center"/>
+          </w:tcPr>
+          <w:p>
+            <w:pPr>
+              <w:spacing w:after="0"/>
+            </w:pPr>
+            <w:r>
+              <w:rPr>
+                <w:color w:val="282C34"/>
+                <w:sz w:val="18"/>
+              </w:rPr>
+              <w:t xml:space="preserve">Filter Inductor </w:t>
+            </w:r>
+            <w:r>
+              <w:rPr>
+                <w:i/>
+                <w:color w:val="145AA0"/>
+                <w:sz w:val="18"/>
+              </w:rPr>
+              <w:t>L_{f2</w:t>
+            </w:r>
+            <w:r>
+              <w:rPr>
+                <w:color w:val="282C34"/>
+                <w:sz w:val="18"/>
+              </w:rPr>
+              <w:t xml:space="preserve"> Pin 2</w:t>
+            </w:r>
+          </w:p>
+        </w:tc>
+        <w:tc>
+          <w:tcPr>
+            <w:tcW w:type="dxa" w:w="1958"/>
+            <w:tcMar>
+              <w:top w:w="80" w:type="dxa"/>
+              <w:bottom w:w="80" w:type="dxa"/>
+              <w:left w:w="120" w:type="dxa"/>
+              <w:right w:w="120" w:type="dxa"/>
+            </w:tcMar>
+            <w:vAlign w:val="center"/>
+          </w:tcPr>
+          <w:p>
+            <w:pPr>
+              <w:spacing w:after="0"/>
+            </w:pPr>
+            <w:r>
+              <w:rPr>
+                <w:color w:val="282C34"/>
+                <w:sz w:val="18"/>
+              </w:rPr>
+              <w:t xml:space="preserve">AC Output Terminal 2, Filter Cap </w:t>
+            </w:r>
+            <w:r>
+              <w:rPr>
+                <w:i/>
+                <w:color w:val="145AA0"/>
+                <w:sz w:val="18"/>
+              </w:rPr>
+              <w:t>C_f</w:t>
+            </w:r>
+            <w:r>
+              <w:rPr>
+                <w:color w:val="282C34"/>
+                <w:sz w:val="18"/>
+              </w:rPr>
+              <w:t xml:space="preserve"> Terminal 2</w:t>
+            </w:r>
+          </w:p>
+        </w:tc>
+        <w:tc>
+          <w:tcPr>
+            <w:tcW w:type="dxa" w:w="1958"/>
+            <w:tcMar>
+              <w:top w:w="80" w:type="dxa"/>
+              <w:bottom w:w="80" w:type="dxa"/>
+              <w:left w:w="120" w:type="dxa"/>
+              <w:right w:w="120" w:type="dxa"/>
+            </w:tcMar>
+            <w:vAlign w:val="center"/>
+          </w:tcPr>
+          <w:p>
+            <w:pPr>
+              <w:spacing w:after="0"/>
+            </w:pPr>
+            <w:r>
+              <w:rPr>
+                <w:color w:val="282C34"/>
+                <w:sz w:val="18"/>
+              </w:rPr>
+              <w:t>Pure sinusoidal AC neutral rail</w:t>
+            </w:r>
+          </w:p>
+        </w:tc>
+        <w:tc>
+          <w:tcPr>
+            <w:tcW w:type="dxa" w:w="1958"/>
+            <w:tcMar>
+              <w:top w:w="80" w:type="dxa"/>
+              <w:bottom w:w="80" w:type="dxa"/>
+              <w:left w:w="120" w:type="dxa"/>
+              <w:right w:w="120" w:type="dxa"/>
+            </w:tcMar>
+            <w:vAlign w:val="center"/>
+          </w:tcPr>
+          <w:p>
+            <w:pPr>
+              <w:spacing w:after="0"/>
+            </w:pPr>
+            <w:r>
+              <w:rPr>
+                <w:color w:val="282C34"/>
+                <w:sz w:val="18"/>
+              </w:rPr>
+              <w:t xml:space="preserve">Symmetrical inductor </w:t>
+            </w:r>
+            <w:r>
+              <w:rPr>
+                <w:i/>
+                <w:color w:val="145AA0"/>
+                <w:sz w:val="18"/>
+              </w:rPr>
+              <w:t>L_{f2</w:t>
+            </w:r>
+            <w:r>
+              <w:rPr>
+                <w:color w:val="282C34"/>
+                <w:sz w:val="18"/>
+              </w:rPr>
+              <w:t xml:space="preserve"> ensures balanced common-mode emission attenuation to Earth.</w:t>
+            </w:r>
+          </w:p>
+        </w:tc>
+      </w:tr>
+      <w:tr>
+        <w:tc>
+          <w:tcPr>
+            <w:tcW w:type="dxa" w:w="1958"/>
+            <w:shd w:fill="F4F7F9"/>
+            <w:tcMar>
+              <w:top w:w="80" w:type="dxa"/>
+              <w:bottom w:w="80" w:type="dxa"/>
+              <w:left w:w="120" w:type="dxa"/>
+              <w:right w:w="120" w:type="dxa"/>
+            </w:tcMar>
+            <w:vAlign w:val="center"/>
+          </w:tcPr>
+          <w:p>
+            <w:pPr>
+              <w:spacing w:after="0"/>
+            </w:pPr>
+            <w:r>
+              <w:rPr>
+                <w:b/>
+                <w:color w:val="282C34"/>
+                <w:sz w:val="18"/>
+              </w:rPr>
+              <w:t>GND_DC</w:t>
+            </w:r>
+          </w:p>
+        </w:tc>
+        <w:tc>
+          <w:tcPr>
+            <w:tcW w:type="dxa" w:w="1958"/>
+            <w:shd w:fill="F4F7F9"/>
+            <w:tcMar>
+              <w:top w:w="80" w:type="dxa"/>
+              <w:bottom w:w="80" w:type="dxa"/>
+              <w:left w:w="120" w:type="dxa"/>
+              <w:right w:w="120" w:type="dxa"/>
+            </w:tcMar>
+            <w:vAlign w:val="center"/>
+          </w:tcPr>
+          <w:p>
+            <w:pPr>
+              <w:spacing w:after="0"/>
+            </w:pPr>
+            <w:r>
+              <w:rPr>
+                <w:i/>
+                <w:color w:val="145AA0"/>
+                <w:sz w:val="18"/>
+              </w:rPr>
+              <w:t>Q_2</w:t>
+            </w:r>
+            <w:r>
+              <w:rPr>
+                <w:color w:val="282C34"/>
+                <w:sz w:val="18"/>
+              </w:rPr>
+              <w:t xml:space="preserve"> Source, </w:t>
+            </w:r>
+            <w:r>
+              <w:rPr>
+                <w:i/>
+                <w:color w:val="145AA0"/>
+                <w:sz w:val="18"/>
+              </w:rPr>
+              <w:t>Q_4</w:t>
+            </w:r>
+            <w:r>
+              <w:rPr>
+                <w:color w:val="282C34"/>
+                <w:sz w:val="18"/>
+              </w:rPr>
+              <w:t xml:space="preserve"> Source, </w:t>
+            </w:r>
+            <w:r>
+              <w:rPr>
+                <w:i/>
+                <w:color w:val="145AA0"/>
+                <w:sz w:val="18"/>
+              </w:rPr>
+              <w:t>C_{bus</w:t>
+            </w:r>
+            <w:r>
+              <w:rPr>
+                <w:color w:val="282C34"/>
+                <w:sz w:val="18"/>
+              </w:rPr>
+              <w:t xml:space="preserve"> (-)</w:t>
+            </w:r>
+          </w:p>
+        </w:tc>
+        <w:tc>
+          <w:tcPr>
+            <w:tcW w:type="dxa" w:w="1958"/>
+            <w:shd w:fill="F4F7F9"/>
+            <w:tcMar>
+              <w:top w:w="80" w:type="dxa"/>
+              <w:bottom w:w="80" w:type="dxa"/>
+              <w:left w:w="120" w:type="dxa"/>
+              <w:right w:w="120" w:type="dxa"/>
+            </w:tcMar>
+            <w:vAlign w:val="center"/>
+          </w:tcPr>
+          <w:p>
+            <w:pPr>
+              <w:spacing w:after="0"/>
+            </w:pPr>
+            <w:r>
+              <w:rPr>
+                <w:color w:val="282C34"/>
+                <w:sz w:val="18"/>
+              </w:rPr>
+              <w:t>DC link return plane</w:t>
+            </w:r>
+          </w:p>
+        </w:tc>
+        <w:tc>
+          <w:tcPr>
+            <w:tcW w:type="dxa" w:w="1958"/>
+            <w:shd w:fill="F4F7F9"/>
+            <w:tcMar>
+              <w:top w:w="80" w:type="dxa"/>
+              <w:bottom w:w="80" w:type="dxa"/>
+              <w:left w:w="120" w:type="dxa"/>
+              <w:right w:w="120" w:type="dxa"/>
+            </w:tcMar>
+            <w:vAlign w:val="center"/>
+          </w:tcPr>
+          <w:p>
+            <w:pPr>
+              <w:spacing w:after="0"/>
+            </w:pPr>
+            <w:r>
+              <w:rPr>
+                <w:color w:val="282C34"/>
+                <w:sz w:val="18"/>
+              </w:rPr>
+              <w:t>High-current circulating DC ground</w:t>
+            </w:r>
+          </w:p>
+        </w:tc>
+        <w:tc>
+          <w:tcPr>
+            <w:tcW w:type="dxa" w:w="1958"/>
+            <w:shd w:fill="F4F7F9"/>
+            <w:tcMar>
+              <w:top w:w="80" w:type="dxa"/>
+              <w:bottom w:w="80" w:type="dxa"/>
+              <w:left w:w="120" w:type="dxa"/>
+              <w:right w:w="120" w:type="dxa"/>
+            </w:tcMar>
+            <w:vAlign w:val="center"/>
+          </w:tcPr>
+          <w:p>
+            <w:pPr>
+              <w:spacing w:after="0"/>
+            </w:pPr>
+            <w:r>
+              <w:rPr>
+                <w:color w:val="282C34"/>
+                <w:sz w:val="18"/>
+              </w:rPr>
+              <w:t>Heavy ground copper plane on internal PCB Layer 2.</w:t>
+            </w:r>
+          </w:p>
+        </w:tc>
+      </w:tr>
+    </w:tbl>
+    <w:p/>
+    <w:p>
+      <w:pPr>
+        <w:spacing w:before="160" w:after="80"/>
+      </w:pPr>
+      <w:r>
+        <w:rPr>
+          <w:b/>
+          <w:color w:val="4682B4"/>
+          <w:sz w:val="24"/>
+        </w:rPr>
+        <w:t>1.3 Component Bill of Materials &amp; Parametric Specifications:</w:t>
+      </w:r>
+    </w:p>
+    <w:tbl>
+      <w:tblPr>
+        <w:tblW w:type="auto" w:w="0"/>
+        <w:jc w:val="center"/>
+        <w:tblLook w:firstColumn="1" w:firstRow="1" w:lastColumn="0" w:lastRow="0" w:noHBand="0" w:noVBand="1" w:val="04A0"/>
+        <w:tblBorders>
+          <w:top w:val="single" w:sz="4" w:space="0" w:color="D0D7DE"/>
+          <w:left w:val="none"/>
+          <w:bottom w:val="single" w:sz="8" w:space="0" w:color="D0D7DE"/>
+          <w:right w:val="none"/>
+          <w:insideH w:val="single" w:sz="4" w:space="0" w:color="D0D7DE"/>
+          <w:insideV w:val="none"/>
+        </w:tblBorders>
+      </w:tblPr>
+      <w:tblGrid>
+        <w:gridCol w:w="1958"/>
+        <w:gridCol w:w="1958"/>
+        <w:gridCol w:w="1958"/>
+        <w:gridCol w:w="1958"/>
+        <w:gridCol w:w="1958"/>
+      </w:tblGrid>
+      <w:tr>
+        <w:tc>
+          <w:tcPr>
+            <w:tcW w:type="dxa" w:w="1958"/>
+            <w:shd w:fill="204A6E"/>
+            <w:tcMar>
+              <w:top w:w="100" w:type="dxa"/>
+              <w:bottom w:w="100" w:type="dxa"/>
+              <w:left w:w="120" w:type="dxa"/>
+              <w:right w:w="120" w:type="dxa"/>
+            </w:tcMar>
+            <w:vAlign w:val="center"/>
+          </w:tcPr>
+          <w:p>
+            <w:pPr>
+              <w:spacing w:after="0"/>
+            </w:pPr>
+            <w:r>
+              <w:rPr>
+                <w:b/>
+                <w:color w:val="FFFFFF"/>
+                <w:sz w:val="19"/>
+              </w:rPr>
+              <w:t>RefDes</w:t>
+            </w:r>
+          </w:p>
+        </w:tc>
+        <w:tc>
+          <w:tcPr>
+            <w:tcW w:type="dxa" w:w="1958"/>
+            <w:shd w:fill="204A6E"/>
+            <w:tcMar>
+              <w:top w:w="100" w:type="dxa"/>
+              <w:bottom w:w="100" w:type="dxa"/>
+              <w:left w:w="120" w:type="dxa"/>
+              <w:right w:w="120" w:type="dxa"/>
+            </w:tcMar>
+            <w:vAlign w:val="center"/>
+          </w:tcPr>
+          <w:p>
+            <w:pPr>
+              <w:spacing w:after="0"/>
+            </w:pPr>
+            <w:r>
+              <w:rPr>
+                <w:b/>
+                <w:color w:val="FFFFFF"/>
+                <w:sz w:val="19"/>
+              </w:rPr>
+              <w:t>Component Description</w:t>
+            </w:r>
+          </w:p>
+        </w:tc>
+        <w:tc>
+          <w:tcPr>
+            <w:tcW w:type="dxa" w:w="1958"/>
+            <w:shd w:fill="204A6E"/>
+            <w:tcMar>
+              <w:top w:w="100" w:type="dxa"/>
+              <w:bottom w:w="100" w:type="dxa"/>
+              <w:left w:w="120" w:type="dxa"/>
+              <w:right w:w="120" w:type="dxa"/>
+            </w:tcMar>
+            <w:vAlign w:val="center"/>
+          </w:tcPr>
+          <w:p>
+            <w:pPr>
+              <w:spacing w:after="0"/>
+            </w:pPr>
+            <w:r>
+              <w:rPr>
+                <w:b/>
+                <w:color w:val="FFFFFF"/>
+                <w:sz w:val="19"/>
+              </w:rPr>
+              <w:t>Manufacturer &amp; Part Number</w:t>
+            </w:r>
+          </w:p>
+        </w:tc>
+        <w:tc>
+          <w:tcPr>
+            <w:tcW w:type="dxa" w:w="1958"/>
+            <w:shd w:fill="204A6E"/>
+            <w:tcMar>
+              <w:top w:w="100" w:type="dxa"/>
+              <w:bottom w:w="100" w:type="dxa"/>
+              <w:left w:w="120" w:type="dxa"/>
+              <w:right w:w="120" w:type="dxa"/>
+            </w:tcMar>
+            <w:vAlign w:val="center"/>
+          </w:tcPr>
+          <w:p>
+            <w:pPr>
+              <w:spacing w:after="0"/>
+            </w:pPr>
+            <w:r>
+              <w:rPr>
+                <w:b/>
+                <w:color w:val="FFFFFF"/>
+                <w:sz w:val="19"/>
+              </w:rPr>
+              <w:t>Key Electrical Specifications</w:t>
+            </w:r>
+          </w:p>
+        </w:tc>
+        <w:tc>
+          <w:tcPr>
+            <w:tcW w:type="dxa" w:w="1958"/>
+            <w:shd w:fill="204A6E"/>
+            <w:tcMar>
+              <w:top w:w="100" w:type="dxa"/>
+              <w:bottom w:w="100" w:type="dxa"/>
+              <w:left w:w="120" w:type="dxa"/>
+              <w:right w:w="120" w:type="dxa"/>
+            </w:tcMar>
+            <w:vAlign w:val="center"/>
+          </w:tcPr>
+          <w:p>
+            <w:pPr>
+              <w:spacing w:after="0"/>
+            </w:pPr>
+            <w:r>
+              <w:rPr>
+                <w:b/>
+                <w:color w:val="FFFFFF"/>
+                <w:sz w:val="19"/>
+              </w:rPr>
+              <w:t>Critical Design Constraint</w:t>
+            </w:r>
+          </w:p>
+        </w:tc>
+      </w:tr>
+      <w:tr>
+        <w:tc>
+          <w:tcPr>
+            <w:tcW w:type="dxa" w:w="1958"/>
+            <w:tcMar>
+              <w:top w:w="80" w:type="dxa"/>
+              <w:bottom w:w="80" w:type="dxa"/>
+              <w:left w:w="120" w:type="dxa"/>
+              <w:right w:w="120" w:type="dxa"/>
+            </w:tcMar>
+            <w:vAlign w:val="center"/>
+          </w:tcPr>
+          <w:p>
+            <w:pPr>
+              <w:spacing w:after="0"/>
+            </w:pPr>
+            <w:r>
+              <w:rPr>
+                <w:b/>
+                <w:color w:val="282C34"/>
+                <w:sz w:val="18"/>
+              </w:rPr>
+              <w:t>$Q_1 \dots Q_4$</w:t>
+            </w:r>
+          </w:p>
+        </w:tc>
+        <w:tc>
+          <w:tcPr>
+            <w:tcW w:type="dxa" w:w="1958"/>
+            <w:tcMar>
+              <w:top w:w="80" w:type="dxa"/>
+              <w:bottom w:w="80" w:type="dxa"/>
+              <w:left w:w="120" w:type="dxa"/>
+              <w:right w:w="120" w:type="dxa"/>
+            </w:tcMar>
+            <w:vAlign w:val="center"/>
+          </w:tcPr>
+          <w:p>
+            <w:pPr>
+              <w:spacing w:after="0"/>
+            </w:pPr>
+            <w:r>
+              <w:rPr>
+                <w:color w:val="282C34"/>
+                <w:sz w:val="18"/>
+              </w:rPr>
+              <w:t>High-Voltage N-MOSFETs</w:t>
+            </w:r>
+          </w:p>
+        </w:tc>
+        <w:tc>
+          <w:tcPr>
+            <w:tcW w:type="dxa" w:w="1958"/>
+            <w:tcMar>
+              <w:top w:w="80" w:type="dxa"/>
+              <w:bottom w:w="80" w:type="dxa"/>
+              <w:left w:w="120" w:type="dxa"/>
+              <w:right w:w="120" w:type="dxa"/>
+            </w:tcMar>
+            <w:vAlign w:val="center"/>
+          </w:tcPr>
+          <w:p>
+            <w:pPr>
+              <w:spacing w:after="0"/>
+            </w:pPr>
+            <w:r>
+              <w:rPr>
+                <w:color w:val="282C34"/>
+                <w:sz w:val="18"/>
+              </w:rPr>
+              <w:t>Infineon IPW65R041CFD7</w:t>
+            </w:r>
+          </w:p>
+        </w:tc>
+        <w:tc>
+          <w:tcPr>
+            <w:tcW w:type="dxa" w:w="1958"/>
+            <w:tcMar>
+              <w:top w:w="80" w:type="dxa"/>
+              <w:bottom w:w="80" w:type="dxa"/>
+              <w:left w:w="120" w:type="dxa"/>
+              <w:right w:w="120" w:type="dxa"/>
+            </w:tcMar>
+            <w:vAlign w:val="center"/>
+          </w:tcPr>
+          <w:p>
+            <w:pPr>
+              <w:spacing w:after="0"/>
+            </w:pPr>
+            <w:r>
+              <w:rPr>
+                <w:i/>
+                <w:color w:val="145AA0"/>
+                <w:sz w:val="18"/>
+              </w:rPr>
+              <w:t>V_{DS = 650\,V, I_D = 50\,A, R_{DS(on) = 41\,m\Omega, Q_{rr = 570\,nC</w:t>
+            </w:r>
+          </w:p>
+        </w:tc>
+        <w:tc>
+          <w:tcPr>
+            <w:tcW w:type="dxa" w:w="1958"/>
+            <w:tcMar>
+              <w:top w:w="80" w:type="dxa"/>
+              <w:bottom w:w="80" w:type="dxa"/>
+              <w:left w:w="120" w:type="dxa"/>
+              <w:right w:w="120" w:type="dxa"/>
+            </w:tcMar>
+            <w:vAlign w:val="center"/>
+          </w:tcPr>
+          <w:p>
+            <w:pPr>
+              <w:spacing w:after="0"/>
+            </w:pPr>
+            <w:r>
+              <w:rPr>
+                <w:color w:val="282C34"/>
+                <w:sz w:val="18"/>
+              </w:rPr>
+              <w:t>Integrated fast body diode prevents destructive latchup during inductive freewheeling dead-time.</w:t>
+            </w:r>
+          </w:p>
+        </w:tc>
+      </w:tr>
+      <w:tr>
+        <w:tc>
+          <w:tcPr>
+            <w:tcW w:type="dxa" w:w="1958"/>
+            <w:shd w:fill="F4F7F9"/>
+            <w:tcMar>
+              <w:top w:w="80" w:type="dxa"/>
+              <w:bottom w:w="80" w:type="dxa"/>
+              <w:left w:w="120" w:type="dxa"/>
+              <w:right w:w="120" w:type="dxa"/>
+            </w:tcMar>
+            <w:vAlign w:val="center"/>
+          </w:tcPr>
+          <w:p>
+            <w:pPr>
+              <w:spacing w:after="0"/>
+            </w:pPr>
+            <w:r>
+              <w:rPr>
+                <w:b/>
+                <w:color w:val="282C34"/>
+                <w:sz w:val="18"/>
+              </w:rPr>
+              <w:t>$L_{f1}, L_{f2}$</w:t>
+            </w:r>
+          </w:p>
+        </w:tc>
+        <w:tc>
+          <w:tcPr>
+            <w:tcW w:type="dxa" w:w="1958"/>
+            <w:shd w:fill="F4F7F9"/>
+            <w:tcMar>
+              <w:top w:w="80" w:type="dxa"/>
+              <w:bottom w:w="80" w:type="dxa"/>
+              <w:left w:w="120" w:type="dxa"/>
+              <w:right w:w="120" w:type="dxa"/>
+            </w:tcMar>
+            <w:vAlign w:val="center"/>
+          </w:tcPr>
+          <w:p>
+            <w:pPr>
+              <w:spacing w:after="0"/>
+            </w:pPr>
+            <w:r>
+              <w:rPr>
+                <w:color w:val="282C34"/>
+                <w:sz w:val="18"/>
+              </w:rPr>
+              <w:t>AC Sine Filter Inductors</w:t>
+            </w:r>
+          </w:p>
+        </w:tc>
+        <w:tc>
+          <w:tcPr>
+            <w:tcW w:type="dxa" w:w="1958"/>
+            <w:shd w:fill="F4F7F9"/>
+            <w:tcMar>
+              <w:top w:w="80" w:type="dxa"/>
+              <w:bottom w:w="80" w:type="dxa"/>
+              <w:left w:w="120" w:type="dxa"/>
+              <w:right w:w="120" w:type="dxa"/>
+            </w:tcMar>
+            <w:vAlign w:val="center"/>
+          </w:tcPr>
+          <w:p>
+            <w:pPr>
+              <w:spacing w:after="0"/>
+            </w:pPr>
+            <w:r>
+              <w:rPr>
+                <w:color w:val="282C34"/>
+                <w:sz w:val="18"/>
+              </w:rPr>
+              <w:t>Custom Sendust Core (CS468125)</w:t>
+            </w:r>
+          </w:p>
+        </w:tc>
+        <w:tc>
+          <w:tcPr>
+            <w:tcW w:type="dxa" w:w="1958"/>
+            <w:shd w:fill="F4F7F9"/>
+            <w:tcMar>
+              <w:top w:w="80" w:type="dxa"/>
+              <w:bottom w:w="80" w:type="dxa"/>
+              <w:left w:w="120" w:type="dxa"/>
+              <w:right w:w="120" w:type="dxa"/>
+            </w:tcMar>
+            <w:vAlign w:val="center"/>
+          </w:tcPr>
+          <w:p>
+            <w:pPr>
+              <w:spacing w:after="0"/>
+            </w:pPr>
+            <w:r>
+              <w:rPr>
+                <w:i/>
+                <w:color w:val="145AA0"/>
+                <w:sz w:val="18"/>
+              </w:rPr>
+              <w:t>2 × 1.5\,mH, I_{rated = 20\,A, DCR = 12\,m\Omega</w:t>
+            </w:r>
+          </w:p>
+        </w:tc>
+        <w:tc>
+          <w:tcPr>
+            <w:tcW w:type="dxa" w:w="1958"/>
+            <w:shd w:fill="F4F7F9"/>
+            <w:tcMar>
+              <w:top w:w="80" w:type="dxa"/>
+              <w:bottom w:w="80" w:type="dxa"/>
+              <w:left w:w="120" w:type="dxa"/>
+              <w:right w:w="120" w:type="dxa"/>
+            </w:tcMar>
+            <w:vAlign w:val="center"/>
+          </w:tcPr>
+          <w:p>
+            <w:pPr>
+              <w:spacing w:after="0"/>
+            </w:pPr>
+            <w:r>
+              <w:rPr>
+                <w:color w:val="282C34"/>
+                <w:sz w:val="18"/>
+              </w:rPr>
+              <w:t xml:space="preserve">Low-loss powder core prevents thermal saturation under full </w:t>
+            </w:r>
+            <w:r>
+              <w:rPr>
+                <w:i/>
+                <w:color w:val="145AA0"/>
+                <w:sz w:val="18"/>
+              </w:rPr>
+              <w:t>3\,kVA</w:t>
+            </w:r>
+            <w:r>
+              <w:rPr>
+                <w:color w:val="282C34"/>
+                <w:sz w:val="18"/>
+              </w:rPr>
+              <w:t xml:space="preserve"> rated load current (</w:t>
+            </w:r>
+            <w:r>
+              <w:rPr>
+                <w:i/>
+                <w:color w:val="145AA0"/>
+                <w:sz w:val="18"/>
+              </w:rPr>
+              <w:t>I_{rms = 13\,A</w:t>
+            </w:r>
+            <w:r>
+              <w:rPr>
+                <w:color w:val="282C34"/>
+                <w:sz w:val="18"/>
+              </w:rPr>
+              <w:t>).</w:t>
+            </w:r>
+          </w:p>
+        </w:tc>
+      </w:tr>
+      <w:tr>
+        <w:tc>
+          <w:tcPr>
+            <w:tcW w:type="dxa" w:w="1958"/>
+            <w:tcMar>
+              <w:top w:w="80" w:type="dxa"/>
+              <w:bottom w:w="80" w:type="dxa"/>
+              <w:left w:w="120" w:type="dxa"/>
+              <w:right w:w="120" w:type="dxa"/>
+            </w:tcMar>
+            <w:vAlign w:val="center"/>
+          </w:tcPr>
+          <w:p>
+            <w:pPr>
+              <w:spacing w:after="0"/>
+            </w:pPr>
+            <w:r>
+              <w:rPr>
+                <w:b/>
+                <w:color w:val="282C34"/>
+                <w:sz w:val="18"/>
+              </w:rPr>
+              <w:t>$C_f$</w:t>
+            </w:r>
+          </w:p>
+        </w:tc>
+        <w:tc>
+          <w:tcPr>
+            <w:tcW w:type="dxa" w:w="1958"/>
+            <w:tcMar>
+              <w:top w:w="80" w:type="dxa"/>
+              <w:bottom w:w="80" w:type="dxa"/>
+              <w:left w:w="120" w:type="dxa"/>
+              <w:right w:w="120" w:type="dxa"/>
+            </w:tcMar>
+            <w:vAlign w:val="center"/>
+          </w:tcPr>
+          <w:p>
+            <w:pPr>
+              <w:spacing w:after="0"/>
+            </w:pPr>
+            <w:r>
+              <w:rPr>
+                <w:color w:val="282C34"/>
+                <w:sz w:val="18"/>
+              </w:rPr>
+              <w:t>Differential AC Filter Cap</w:t>
+            </w:r>
+          </w:p>
+        </w:tc>
+        <w:tc>
+          <w:tcPr>
+            <w:tcW w:type="dxa" w:w="1958"/>
+            <w:tcMar>
+              <w:top w:w="80" w:type="dxa"/>
+              <w:bottom w:w="80" w:type="dxa"/>
+              <w:left w:w="120" w:type="dxa"/>
+              <w:right w:w="120" w:type="dxa"/>
+            </w:tcMar>
+            <w:vAlign w:val="center"/>
+          </w:tcPr>
+          <w:p>
+            <w:pPr>
+              <w:spacing w:after="0"/>
+            </w:pPr>
+            <w:r>
+              <w:rPr>
+                <w:color w:val="282C34"/>
+                <w:sz w:val="18"/>
+              </w:rPr>
+              <w:t>KEMET R46KR447000M2M</w:t>
+            </w:r>
+          </w:p>
+        </w:tc>
+        <w:tc>
+          <w:tcPr>
+            <w:tcW w:type="dxa" w:w="1958"/>
+            <w:tcMar>
+              <w:top w:w="80" w:type="dxa"/>
+              <w:bottom w:w="80" w:type="dxa"/>
+              <w:left w:w="120" w:type="dxa"/>
+              <w:right w:w="120" w:type="dxa"/>
+            </w:tcMar>
+            <w:vAlign w:val="center"/>
+          </w:tcPr>
+          <w:p>
+            <w:pPr>
+              <w:spacing w:after="0"/>
+            </w:pPr>
+            <w:r>
+              <w:rPr>
+                <w:i/>
+                <w:color w:val="145AA0"/>
+                <w:sz w:val="18"/>
+              </w:rPr>
+              <w:t>4.7\,µF, 310\,V_{AC, Metallized Polypropylene Film</w:t>
+            </w:r>
+          </w:p>
+        </w:tc>
+        <w:tc>
+          <w:tcPr>
+            <w:tcW w:type="dxa" w:w="1958"/>
+            <w:tcMar>
+              <w:top w:w="80" w:type="dxa"/>
+              <w:bottom w:w="80" w:type="dxa"/>
+              <w:left w:w="120" w:type="dxa"/>
+              <w:right w:w="120" w:type="dxa"/>
+            </w:tcMar>
+            <w:vAlign w:val="center"/>
+          </w:tcPr>
+          <w:p>
+            <w:pPr>
+              <w:spacing w:after="0"/>
+            </w:pPr>
+            <w:r>
+              <w:rPr>
+                <w:color w:val="282C34"/>
+                <w:sz w:val="18"/>
+              </w:rPr>
+              <w:t xml:space="preserve">Handles continuous </w:t>
+            </w:r>
+            <w:r>
+              <w:rPr>
+                <w:i/>
+                <w:color w:val="145AA0"/>
+                <w:sz w:val="18"/>
+              </w:rPr>
+              <w:t>50\,Hz</w:t>
+            </w:r>
+            <w:r>
+              <w:rPr>
+                <w:color w:val="282C34"/>
+                <w:sz w:val="18"/>
+              </w:rPr>
+              <w:t xml:space="preserve"> AC reactive currents with negligible dissipation factor (</w:t>
+            </w:r>
+            <w:r>
+              <w:rPr>
+                <w:i/>
+                <w:color w:val="145AA0"/>
+                <w:sz w:val="18"/>
+              </w:rPr>
+              <w:t>\tan \delta &lt; 0.001</w:t>
+            </w:r>
+            <w:r>
+              <w:rPr>
+                <w:color w:val="282C34"/>
+                <w:sz w:val="18"/>
+              </w:rPr>
+              <w:t>).</w:t>
+            </w:r>
+          </w:p>
+        </w:tc>
+      </w:tr>
+      <w:tr>
+        <w:tc>
+          <w:tcPr>
+            <w:tcW w:type="dxa" w:w="1958"/>
+            <w:shd w:fill="F4F7F9"/>
+            <w:tcMar>
+              <w:top w:w="80" w:type="dxa"/>
+              <w:bottom w:w="80" w:type="dxa"/>
+              <w:left w:w="120" w:type="dxa"/>
+              <w:right w:w="120" w:type="dxa"/>
+            </w:tcMar>
+            <w:vAlign w:val="center"/>
+          </w:tcPr>
+          <w:p>
+            <w:pPr>
+              <w:spacing w:after="0"/>
+            </w:pPr>
+            <w:r>
+              <w:rPr>
+                <w:b/>
+                <w:color w:val="282C34"/>
+                <w:sz w:val="18"/>
+              </w:rPr>
+              <w:t>$C_{bus,bulk}$</w:t>
+            </w:r>
+          </w:p>
+        </w:tc>
+        <w:tc>
+          <w:tcPr>
+            <w:tcW w:type="dxa" w:w="1958"/>
+            <w:shd w:fill="F4F7F9"/>
+            <w:tcMar>
+              <w:top w:w="80" w:type="dxa"/>
+              <w:bottom w:w="80" w:type="dxa"/>
+              <w:left w:w="120" w:type="dxa"/>
+              <w:right w:w="120" w:type="dxa"/>
+            </w:tcMar>
+            <w:vAlign w:val="center"/>
+          </w:tcPr>
+          <w:p>
+            <w:pPr>
+              <w:spacing w:after="0"/>
+            </w:pPr>
+            <w:r>
+              <w:rPr>
+                <w:color w:val="282C34"/>
+                <w:sz w:val="18"/>
+              </w:rPr>
+              <w:t>DC Link Bulk Capacitor</w:t>
+            </w:r>
+          </w:p>
+        </w:tc>
+        <w:tc>
+          <w:tcPr>
+            <w:tcW w:type="dxa" w:w="1958"/>
+            <w:shd w:fill="F4F7F9"/>
+            <w:tcMar>
+              <w:top w:w="80" w:type="dxa"/>
+              <w:bottom w:w="80" w:type="dxa"/>
+              <w:left w:w="120" w:type="dxa"/>
+              <w:right w:w="120" w:type="dxa"/>
+            </w:tcMar>
+            <w:vAlign w:val="center"/>
+          </w:tcPr>
+          <w:p>
+            <w:pPr>
+              <w:spacing w:after="0"/>
+            </w:pPr>
+            <w:r>
+              <w:rPr>
+                <w:color w:val="282C34"/>
+                <w:sz w:val="18"/>
+              </w:rPr>
+              <w:t>Nichicon LGN2W681MELC</w:t>
+            </w:r>
+          </w:p>
+        </w:tc>
+        <w:tc>
+          <w:tcPr>
+            <w:tcW w:type="dxa" w:w="1958"/>
+            <w:shd w:fill="F4F7F9"/>
+            <w:tcMar>
+              <w:top w:w="80" w:type="dxa"/>
+              <w:bottom w:w="80" w:type="dxa"/>
+              <w:left w:w="120" w:type="dxa"/>
+              <w:right w:w="120" w:type="dxa"/>
+            </w:tcMar>
+            <w:vAlign w:val="center"/>
+          </w:tcPr>
+          <w:p>
+            <w:pPr>
+              <w:spacing w:after="0"/>
+            </w:pPr>
+            <w:r>
+              <w:rPr>
+                <w:i/>
+                <w:color w:val="145AA0"/>
+                <w:sz w:val="18"/>
+              </w:rPr>
+              <w:t>680\,µF, 450\,V_{DC, 105^\circC, ESR = 0.12\,\Omega</w:t>
+            </w:r>
+          </w:p>
+        </w:tc>
+        <w:tc>
+          <w:tcPr>
+            <w:tcW w:type="dxa" w:w="1958"/>
+            <w:shd w:fill="F4F7F9"/>
+            <w:tcMar>
+              <w:top w:w="80" w:type="dxa"/>
+              <w:bottom w:w="80" w:type="dxa"/>
+              <w:left w:w="120" w:type="dxa"/>
+              <w:right w:w="120" w:type="dxa"/>
+            </w:tcMar>
+            <w:vAlign w:val="center"/>
+          </w:tcPr>
+          <w:p>
+            <w:pPr>
+              <w:spacing w:after="0"/>
+            </w:pPr>
+            <w:r>
+              <w:rPr>
+                <w:color w:val="282C34"/>
+                <w:sz w:val="18"/>
+              </w:rPr>
+              <w:t>Absorbs double grid-frequency (</w:t>
+            </w:r>
+            <w:r>
+              <w:rPr>
+                <w:i/>
+                <w:color w:val="145AA0"/>
+                <w:sz w:val="18"/>
+              </w:rPr>
+              <w:t>100\,Hz</w:t>
+            </w:r>
+            <w:r>
+              <w:rPr>
+                <w:color w:val="282C34"/>
+                <w:sz w:val="18"/>
+              </w:rPr>
+              <w:t>) pulsating power delivered to single-phase AC loads (</w:t>
+            </w:r>
+            <w:r>
+              <w:rPr>
+                <w:i/>
+                <w:color w:val="145AA0"/>
+                <w:sz w:val="18"/>
+              </w:rPr>
+              <w:t>P(t) = P_o [1 - \cos 2\omega t]</w:t>
+            </w:r>
+            <w:r>
+              <w:rPr>
+                <w:color w:val="282C34"/>
+                <w:sz w:val="18"/>
+              </w:rPr>
+              <w:t>).</w:t>
+            </w:r>
+          </w:p>
+        </w:tc>
+      </w:tr>
+      <w:tr>
+        <w:tc>
+          <w:tcPr>
+            <w:tcW w:type="dxa" w:w="1958"/>
+            <w:tcMar>
+              <w:top w:w="80" w:type="dxa"/>
+              <w:bottom w:w="80" w:type="dxa"/>
+              <w:left w:w="120" w:type="dxa"/>
+              <w:right w:w="120" w:type="dxa"/>
+            </w:tcMar>
+            <w:vAlign w:val="center"/>
+          </w:tcPr>
+          <w:p>
+            <w:pPr>
+              <w:spacing w:after="0"/>
+            </w:pPr>
+            <w:r>
+              <w:rPr>
+                <w:b/>
+                <w:color w:val="282C34"/>
+                <w:sz w:val="18"/>
+              </w:rPr>
+              <w:t>$U_{drv1}, U_{drv2}$</w:t>
+            </w:r>
+          </w:p>
+        </w:tc>
+        <w:tc>
+          <w:tcPr>
+            <w:tcW w:type="dxa" w:w="1958"/>
+            <w:tcMar>
+              <w:top w:w="80" w:type="dxa"/>
+              <w:bottom w:w="80" w:type="dxa"/>
+              <w:left w:w="120" w:type="dxa"/>
+              <w:right w:w="120" w:type="dxa"/>
+            </w:tcMar>
+            <w:vAlign w:val="center"/>
+          </w:tcPr>
+          <w:p>
+            <w:pPr>
+              <w:spacing w:after="0"/>
+            </w:pPr>
+            <w:r>
+              <w:rPr>
+                <w:color w:val="282C34"/>
+                <w:sz w:val="18"/>
+              </w:rPr>
+              <w:t>High-Voltage Half-Bridge Drivers</w:t>
+            </w:r>
+          </w:p>
+        </w:tc>
+        <w:tc>
+          <w:tcPr>
+            <w:tcW w:type="dxa" w:w="1958"/>
+            <w:tcMar>
+              <w:top w:w="80" w:type="dxa"/>
+              <w:bottom w:w="80" w:type="dxa"/>
+              <w:left w:w="120" w:type="dxa"/>
+              <w:right w:w="120" w:type="dxa"/>
+            </w:tcMar>
+            <w:vAlign w:val="center"/>
+          </w:tcPr>
+          <w:p>
+            <w:pPr>
+              <w:spacing w:after="0"/>
+            </w:pPr>
+            <w:r>
+              <w:rPr>
+                <w:color w:val="282C34"/>
+                <w:sz w:val="18"/>
+              </w:rPr>
+              <w:t>TI UCC27282DR</w:t>
+            </w:r>
+          </w:p>
+        </w:tc>
+        <w:tc>
+          <w:tcPr>
+            <w:tcW w:type="dxa" w:w="1958"/>
+            <w:tcMar>
+              <w:top w:w="80" w:type="dxa"/>
+              <w:bottom w:w="80" w:type="dxa"/>
+              <w:left w:w="120" w:type="dxa"/>
+              <w:right w:w="120" w:type="dxa"/>
+            </w:tcMar>
+            <w:vAlign w:val="center"/>
+          </w:tcPr>
+          <w:p>
+            <w:pPr>
+              <w:spacing w:after="0"/>
+            </w:pPr>
+            <w:r>
+              <w:rPr>
+                <w:i/>
+                <w:color w:val="145AA0"/>
+                <w:sz w:val="18"/>
+              </w:rPr>
+              <w:t>120\,V / 650\,V, 3\,A</w:t>
+            </w:r>
+            <w:r>
+              <w:rPr>
+                <w:color w:val="282C34"/>
+                <w:sz w:val="18"/>
+              </w:rPr>
+              <w:t xml:space="preserve"> sink / source, robust </w:t>
+            </w:r>
+            <w:r>
+              <w:rPr>
+                <w:i/>
+                <w:color w:val="145AA0"/>
+                <w:sz w:val="18"/>
+              </w:rPr>
+              <w:t>-5\,V</w:t>
+            </w:r>
+            <w:r>
+              <w:rPr>
+                <w:color w:val="282C34"/>
+                <w:sz w:val="18"/>
+              </w:rPr>
+              <w:t xml:space="preserve"> negative swing</w:t>
+            </w:r>
+          </w:p>
+        </w:tc>
+        <w:tc>
+          <w:tcPr>
+            <w:tcW w:type="dxa" w:w="1958"/>
+            <w:tcMar>
+              <w:top w:w="80" w:type="dxa"/>
+              <w:bottom w:w="80" w:type="dxa"/>
+              <w:left w:w="120" w:type="dxa"/>
+              <w:right w:w="120" w:type="dxa"/>
+            </w:tcMar>
+            <w:vAlign w:val="center"/>
+          </w:tcPr>
+          <w:p>
+            <w:pPr>
+              <w:spacing w:after="0"/>
+            </w:pPr>
+            <w:r>
+              <w:rPr>
+                <w:color w:val="282C34"/>
+                <w:sz w:val="18"/>
+              </w:rPr>
+              <w:t xml:space="preserve">Built-in shoot-through protection and </w:t>
+            </w:r>
+            <w:r>
+              <w:rPr>
+                <w:i/>
+                <w:color w:val="145AA0"/>
+                <w:sz w:val="18"/>
+              </w:rPr>
+              <w:t>150\,ns</w:t>
+            </w:r>
+            <w:r>
+              <w:rPr>
+                <w:color w:val="282C34"/>
+                <w:sz w:val="18"/>
+              </w:rPr>
+              <w:t xml:space="preserve"> dead-time prevents rail-to-rail shoot-through.</w:t>
+            </w:r>
+          </w:p>
+        </w:tc>
+      </w:tr>
+      <w:tr>
+        <w:tc>
+          <w:tcPr>
+            <w:tcW w:type="dxa" w:w="1958"/>
+            <w:shd w:fill="F4F7F9"/>
+            <w:tcMar>
+              <w:top w:w="80" w:type="dxa"/>
+              <w:bottom w:w="80" w:type="dxa"/>
+              <w:left w:w="120" w:type="dxa"/>
+              <w:right w:w="120" w:type="dxa"/>
+            </w:tcMar>
+            <w:vAlign w:val="center"/>
+          </w:tcPr>
+          <w:p>
+            <w:pPr>
+              <w:spacing w:after="0"/>
+            </w:pPr>
+            <w:r>
+              <w:rPr>
+                <w:b/>
+                <w:color w:val="282C34"/>
+                <w:sz w:val="18"/>
+              </w:rPr>
+              <w:t>$U_{sense}$</w:t>
+            </w:r>
+          </w:p>
+        </w:tc>
+        <w:tc>
+          <w:tcPr>
+            <w:tcW w:type="dxa" w:w="1958"/>
+            <w:shd w:fill="F4F7F9"/>
+            <w:tcMar>
+              <w:top w:w="80" w:type="dxa"/>
+              <w:bottom w:w="80" w:type="dxa"/>
+              <w:left w:w="120" w:type="dxa"/>
+              <w:right w:w="120" w:type="dxa"/>
+            </w:tcMar>
+            <w:vAlign w:val="center"/>
+          </w:tcPr>
+          <w:p>
+            <w:pPr>
+              <w:spacing w:after="0"/>
+            </w:pPr>
+            <w:r>
+              <w:rPr>
+                <w:color w:val="282C34"/>
+                <w:sz w:val="18"/>
+              </w:rPr>
+              <w:t>Closed-Loop Current Sensor</w:t>
+            </w:r>
+          </w:p>
+        </w:tc>
+        <w:tc>
+          <w:tcPr>
+            <w:tcW w:type="dxa" w:w="1958"/>
+            <w:shd w:fill="F4F7F9"/>
+            <w:tcMar>
+              <w:top w:w="80" w:type="dxa"/>
+              <w:bottom w:w="80" w:type="dxa"/>
+              <w:left w:w="120" w:type="dxa"/>
+              <w:right w:w="120" w:type="dxa"/>
+            </w:tcMar>
+            <w:vAlign w:val="center"/>
+          </w:tcPr>
+          <w:p>
+            <w:pPr>
+              <w:spacing w:after="0"/>
+            </w:pPr>
+            <w:r>
+              <w:rPr>
+                <w:color w:val="282C34"/>
+                <w:sz w:val="18"/>
+              </w:rPr>
+              <w:t>LEM CASR 15-NP</w:t>
+            </w:r>
+          </w:p>
+        </w:tc>
+        <w:tc>
+          <w:tcPr>
+            <w:tcW w:type="dxa" w:w="1958"/>
+            <w:shd w:fill="F4F7F9"/>
+            <w:tcMar>
+              <w:top w:w="80" w:type="dxa"/>
+              <w:bottom w:w="80" w:type="dxa"/>
+              <w:left w:w="120" w:type="dxa"/>
+              <w:right w:w="120" w:type="dxa"/>
+            </w:tcMar>
+            <w:vAlign w:val="center"/>
+          </w:tcPr>
+          <w:p>
+            <w:pPr>
+              <w:spacing w:after="0"/>
+            </w:pPr>
+            <w:r>
+              <w:rPr>
+                <w:color w:val="282C34"/>
+                <w:sz w:val="18"/>
+              </w:rPr>
+              <w:t xml:space="preserve">Nominal </w:t>
+            </w:r>
+            <w:r>
+              <w:rPr>
+                <w:i/>
+                <w:color w:val="145AA0"/>
+                <w:sz w:val="18"/>
+              </w:rPr>
+              <w:t>15\,A_{RMS</w:t>
+            </w:r>
+            <w:r>
+              <w:rPr>
+                <w:color w:val="282C34"/>
+                <w:sz w:val="18"/>
+              </w:rPr>
+              <w:t xml:space="preserve">, bandwidth DC to </w:t>
+            </w:r>
+            <w:r>
+              <w:rPr>
+                <w:i/>
+                <w:color w:val="145AA0"/>
+                <w:sz w:val="18"/>
+              </w:rPr>
+              <w:t>300\,kHz</w:t>
+            </w:r>
+            <w:r>
+              <w:rPr>
+                <w:color w:val="282C34"/>
+                <w:sz w:val="18"/>
+              </w:rPr>
+              <w:t>, isolated</w:t>
+            </w:r>
+          </w:p>
+        </w:tc>
+        <w:tc>
+          <w:tcPr>
+            <w:tcW w:type="dxa" w:w="1958"/>
+            <w:shd w:fill="F4F7F9"/>
+            <w:tcMar>
+              <w:top w:w="80" w:type="dxa"/>
+              <w:bottom w:w="80" w:type="dxa"/>
+              <w:left w:w="120" w:type="dxa"/>
+              <w:right w:w="120" w:type="dxa"/>
+            </w:tcMar>
+            <w:vAlign w:val="center"/>
+          </w:tcPr>
+          <w:p>
+            <w:pPr>
+              <w:spacing w:after="0"/>
+            </w:pPr>
+            <w:r>
+              <w:rPr>
+                <w:color w:val="282C34"/>
+                <w:sz w:val="18"/>
+              </w:rPr>
+              <w:t>Provides fast current feedback to DSP for instantaneous current limiting and overcurrent trip.</w:t>
             </w:r>
           </w:p>
         </w:tc>

--- a/vvdn/converters/dc-ac/single-phase-inverters.docx
+++ b/vvdn/converters/dc-ac/single-phase-inverters.docx
@@ -193,37 +193,7 @@
           <w:color w:val="282C34"/>
           <w:sz w:val="21"/>
         </w:rPr>
-        <w:t xml:space="preserve">: Node A swings between </w:t>
-      </w:r>
-      <w:r>
-        <w:rPr>
-          <w:i/>
-          <w:color w:val="145AA0"/>
-          <w:sz w:val="21"/>
-        </w:rPr>
-        <w:t>+V_{dc/2</w:t>
-      </w:r>
-      <w:r>
-        <w:rPr>
-          <w:color w:val="282C34"/>
-          <w:sz w:val="21"/>
-        </w:rPr>
-        <w:t xml:space="preserve"> and </w:t>
-      </w:r>
-      <w:r>
-        <w:rPr>
-          <w:i/>
-          <w:color w:val="145AA0"/>
-          <w:sz w:val="21"/>
-        </w:rPr>
-        <w:t>-V_{dc/2</w:t>
-      </w:r>
-      <w:r>
-        <w:rPr>
-          <w:color w:val="282C34"/>
-          <w:sz w:val="21"/>
-        </w:rPr>
-        <w:t xml:space="preserve"> relative to the neutral point.</w:t>
+        <w:t>: Node A swings between +V_dc/2 and -V_dc/2 relative to the neutral point.</w:t>
       </w:r>
     </w:p>
     <w:p>
@@ -245,67 +215,7 @@
           <w:color w:val="282C34"/>
           <w:sz w:val="21"/>
         </w:rPr>
-        <w:t xml:space="preserve">: The maximum peak fundamental AC voltage is </w:t>
-      </w:r>
-      <w:r>
-        <w:rPr>
-          <w:i/>
-          <w:color w:val="145AA0"/>
-          <w:sz w:val="21"/>
-        </w:rPr>
-        <w:t>\hat{V_{ac = \frac{V_{dc{2</w:t>
-      </w:r>
-      <w:r>
-        <w:rPr>
-          <w:color w:val="282C34"/>
-          <w:sz w:val="21"/>
-        </w:rPr>
-        <w:t xml:space="preserve">. To generate </w:t>
-      </w:r>
-      <w:r>
-        <w:rPr>
-          <w:i/>
-          <w:color w:val="145AA0"/>
-          <w:sz w:val="21"/>
-        </w:rPr>
-        <w:t>230\,V_{rms</w:t>
-      </w:r>
-      <w:r>
-        <w:rPr>
-          <w:color w:val="282C34"/>
-          <w:sz w:val="21"/>
-        </w:rPr>
-        <w:t xml:space="preserve"> (</w:t>
-      </w:r>
-      <w:r>
-        <w:rPr>
-          <w:i/>
-          <w:color w:val="145AA0"/>
-          <w:sz w:val="21"/>
-        </w:rPr>
-        <w:t>325\,V_{peak</w:t>
-      </w:r>
-      <w:r>
-        <w:rPr>
-          <w:color w:val="282C34"/>
-          <w:sz w:val="21"/>
-        </w:rPr>
-        <w:t xml:space="preserve">), a DC bus of at least </w:t>
-      </w:r>
-      <w:r>
-        <w:rPr>
-          <w:i/>
-          <w:color w:val="145AA0"/>
-          <w:sz w:val="21"/>
-        </w:rPr>
-        <w:t>650\,V \dots 700\,V</w:t>
-      </w:r>
-      <w:r>
-        <w:rPr>
-          <w:color w:val="282C34"/>
-          <w:sz w:val="21"/>
-        </w:rPr>
-        <w:t xml:space="preserve"> is required.</w:t>
+        <w:t>: The maximum peak fundamental AC voltage is V_pk_ac = V_dc / 2. To generate 230 V_rms (325 V_peak), a DC bus of at least 650 V ... 700 V is required.</w:t>
       </w:r>
     </w:p>
     <w:p>
@@ -699,48 +609,10 @@
             </w:pPr>
             <w:r>
               <w:rPr>
-                <w:i/>
-                <w:color w:val="145AA0"/>
-                <w:sz w:val="18"/>
-              </w:rPr>
-              <w:t>C_{bus</w:t>
-            </w:r>
-            <w:r>
-              <w:rPr>
                 <w:color w:val="282C34"/>
                 <w:sz w:val="18"/>
               </w:rPr>
-              <w:t xml:space="preserve"> (+), </w:t>
-            </w:r>
-            <w:r>
-              <w:rPr>
-                <w:i/>
-                <w:color w:val="145AA0"/>
-                <w:sz w:val="18"/>
-              </w:rPr>
-              <w:t>Q_1</w:t>
-            </w:r>
-            <w:r>
-              <w:rPr>
-                <w:color w:val="282C34"/>
-                <w:sz w:val="18"/>
-              </w:rPr>
-              <w:t xml:space="preserve"> Drain, </w:t>
-            </w:r>
-            <w:r>
-              <w:rPr>
-                <w:i/>
-                <w:color w:val="145AA0"/>
-                <w:sz w:val="18"/>
-              </w:rPr>
-              <w:t>Q_3</w:t>
-            </w:r>
-            <w:r>
-              <w:rPr>
-                <w:color w:val="282C34"/>
-                <w:sz w:val="18"/>
-              </w:rPr>
-              <w:t xml:space="preserve"> Drain</w:t>
+              <w:t>C_bus (+), Q_1 Drain, Q_3 Drain</w:t>
             </w:r>
           </w:p>
         </w:tc>
@@ -838,33 +710,10 @@
             </w:pPr>
             <w:r>
               <w:rPr>
-                <w:i/>
-                <w:color w:val="145AA0"/>
-                <w:sz w:val="18"/>
-              </w:rPr>
-              <w:t>Q_1</w:t>
-            </w:r>
-            <w:r>
-              <w:rPr>
                 <w:color w:val="282C34"/>
                 <w:sz w:val="18"/>
               </w:rPr>
-              <w:t xml:space="preserve"> Source, </w:t>
-            </w:r>
-            <w:r>
-              <w:rPr>
-                <w:i/>
-                <w:color w:val="145AA0"/>
-                <w:sz w:val="18"/>
-              </w:rPr>
-              <w:t>Q_2</w:t>
-            </w:r>
-            <w:r>
-              <w:rPr>
-                <w:color w:val="282C34"/>
-                <w:sz w:val="18"/>
-              </w:rPr>
-              <w:t xml:space="preserve"> Drain</w:t>
+              <w:t>Q_1 Source, Q_2 Drain</w:t>
             </w:r>
           </w:p>
         </w:tc>
@@ -889,22 +738,7 @@
                 <w:color w:val="282C34"/>
                 <w:sz w:val="18"/>
               </w:rPr>
-              <w:t xml:space="preserve">Sine Filter Inductor </w:t>
-            </w:r>
-            <w:r>
-              <w:rPr>
-                <w:i/>
-                <w:color w:val="145AA0"/>
-                <w:sz w:val="18"/>
-              </w:rPr>
-              <w:t>L_{f1</w:t>
-            </w:r>
-            <w:r>
-              <w:rPr>
-                <w:color w:val="282C34"/>
-                <w:sz w:val="18"/>
-              </w:rPr>
-              <w:t xml:space="preserve"> Pin 1</w:t>
+              <w:t>Sine Filter Inductor L_f1 Pin 1</w:t>
             </w:r>
           </w:p>
         </w:tc>
@@ -954,67 +788,7 @@
                 <w:color w:val="282C34"/>
                 <w:sz w:val="18"/>
               </w:rPr>
-              <w:t xml:space="preserve">Swings between </w:t>
-            </w:r>
-            <w:r>
-              <w:rPr>
-                <w:i/>
-                <w:color w:val="145AA0"/>
-                <w:sz w:val="18"/>
-              </w:rPr>
-              <w:t>0\,V</w:t>
-            </w:r>
-            <w:r>
-              <w:rPr>
-                <w:color w:val="282C34"/>
-                <w:sz w:val="18"/>
-              </w:rPr>
-              <w:t xml:space="preserve"> and </w:t>
-            </w:r>
-            <w:r>
-              <w:rPr>
-                <w:i/>
-                <w:color w:val="145AA0"/>
-                <w:sz w:val="18"/>
-              </w:rPr>
-              <w:t>+400\,V</w:t>
-            </w:r>
-            <w:r>
-              <w:rPr>
-                <w:color w:val="282C34"/>
-                <w:sz w:val="18"/>
-              </w:rPr>
-              <w:t xml:space="preserve"> at carrier frequency </w:t>
-            </w:r>
-            <w:r>
-              <w:rPr>
-                <w:i/>
-                <w:color w:val="145AA0"/>
-                <w:sz w:val="18"/>
-              </w:rPr>
-              <w:t>f_c = 20\,kHz</w:t>
-            </w:r>
-            <w:r>
-              <w:rPr>
-                <w:color w:val="282C34"/>
-                <w:sz w:val="18"/>
-              </w:rPr>
-              <w:t xml:space="preserve">; high </w:t>
-            </w:r>
-            <w:r>
-              <w:rPr>
-                <w:i/>
-                <w:color w:val="145AA0"/>
-                <w:sz w:val="18"/>
-              </w:rPr>
-              <w:t>dv/dt</w:t>
-            </w:r>
-            <w:r>
-              <w:rPr>
-                <w:color w:val="282C34"/>
-                <w:sz w:val="18"/>
-              </w:rPr>
-              <w:t xml:space="preserve"> node.</w:t>
+              <w:t>Swings between 0 V and +400 V at carrier frequency f_c = 20 kHz; high dv/dt node.</w:t>
             </w:r>
           </w:p>
         </w:tc>
@@ -1062,33 +836,10 @@
             </w:pPr>
             <w:r>
               <w:rPr>
-                <w:i/>
-                <w:color w:val="145AA0"/>
-                <w:sz w:val="18"/>
-              </w:rPr>
-              <w:t>Q_3</w:t>
-            </w:r>
-            <w:r>
-              <w:rPr>
                 <w:color w:val="282C34"/>
                 <w:sz w:val="18"/>
               </w:rPr>
-              <w:t xml:space="preserve"> Source, </w:t>
-            </w:r>
-            <w:r>
-              <w:rPr>
-                <w:i/>
-                <w:color w:val="145AA0"/>
-                <w:sz w:val="18"/>
-              </w:rPr>
-              <w:t>Q_4</w:t>
-            </w:r>
-            <w:r>
-              <w:rPr>
-                <w:color w:val="282C34"/>
-                <w:sz w:val="18"/>
-              </w:rPr>
-              <w:t xml:space="preserve"> Drain</w:t>
+              <w:t>Q_3 Source, Q_4 Drain</w:t>
             </w:r>
           </w:p>
         </w:tc>
@@ -1112,22 +863,7 @@
                 <w:color w:val="282C34"/>
                 <w:sz w:val="18"/>
               </w:rPr>
-              <w:t xml:space="preserve">Sine Filter Inductor </w:t>
-            </w:r>
-            <w:r>
-              <w:rPr>
-                <w:i/>
-                <w:color w:val="145AA0"/>
-                <w:sz w:val="18"/>
-              </w:rPr>
-              <w:t>L_{f2</w:t>
-            </w:r>
-            <w:r>
-              <w:rPr>
-                <w:color w:val="282C34"/>
-                <w:sz w:val="18"/>
-              </w:rPr>
-              <w:t xml:space="preserve"> Pin 1</w:t>
+              <w:t>Sine Filter Inductor L_f2 Pin 1</w:t>
             </w:r>
           </w:p>
         </w:tc>
@@ -1175,52 +911,7 @@
                 <w:color w:val="282C34"/>
                 <w:sz w:val="18"/>
               </w:rPr>
-              <w:t xml:space="preserve">Swings between </w:t>
-            </w:r>
-            <w:r>
-              <w:rPr>
-                <w:i/>
-                <w:color w:val="145AA0"/>
-                <w:sz w:val="18"/>
-              </w:rPr>
-              <w:t>0\,V</w:t>
-            </w:r>
-            <w:r>
-              <w:rPr>
-                <w:color w:val="282C34"/>
-                <w:sz w:val="18"/>
-              </w:rPr>
-              <w:t xml:space="preserve"> and </w:t>
-            </w:r>
-            <w:r>
-              <w:rPr>
-                <w:i/>
-                <w:color w:val="145AA0"/>
-                <w:sz w:val="18"/>
-              </w:rPr>
-              <w:t>+400\,V</w:t>
-            </w:r>
-            <w:r>
-              <w:rPr>
-                <w:color w:val="282C34"/>
-                <w:sz w:val="18"/>
-              </w:rPr>
-              <w:t xml:space="preserve">; differential voltage </w:t>
-            </w:r>
-            <w:r>
-              <w:rPr>
-                <w:i/>
-                <w:color w:val="145AA0"/>
-                <w:sz w:val="18"/>
-              </w:rPr>
-              <w:t>v_{AB = v_{SW\_A - v_{SW\_B</w:t>
-            </w:r>
-            <w:r>
-              <w:rPr>
-                <w:color w:val="282C34"/>
-                <w:sz w:val="18"/>
-              </w:rPr>
-              <w:t>.</w:t>
+              <w:t>Swings between 0 V and +400 V; differential voltage v_AB = v_SW_A - v_SW_B.</w:t>
             </w:r>
           </w:p>
         </w:tc>
@@ -1273,22 +964,7 @@
                 <w:color w:val="282C34"/>
                 <w:sz w:val="18"/>
               </w:rPr>
-              <w:t xml:space="preserve">Filter Inductor </w:t>
-            </w:r>
-            <w:r>
-              <w:rPr>
-                <w:i/>
-                <w:color w:val="145AA0"/>
-                <w:sz w:val="18"/>
-              </w:rPr>
-              <w:t>L_{f1</w:t>
-            </w:r>
-            <w:r>
-              <w:rPr>
-                <w:color w:val="282C34"/>
-                <w:sz w:val="18"/>
-              </w:rPr>
-              <w:t xml:space="preserve"> Pin 2</w:t>
+              <w:t>Filter Inductor L_f1 Pin 2</w:t>
             </w:r>
           </w:p>
         </w:tc>
@@ -1313,22 +989,7 @@
                 <w:color w:val="282C34"/>
                 <w:sz w:val="18"/>
               </w:rPr>
-              <w:t xml:space="preserve">AC Output Terminal 1, Filter Cap </w:t>
-            </w:r>
-            <w:r>
-              <w:rPr>
-                <w:i/>
-                <w:color w:val="145AA0"/>
-                <w:sz w:val="18"/>
-              </w:rPr>
-              <w:t>C_f</w:t>
-            </w:r>
-            <w:r>
-              <w:rPr>
-                <w:color w:val="282C34"/>
-                <w:sz w:val="18"/>
-              </w:rPr>
-              <w:t xml:space="preserve"> Terminal 1</w:t>
+              <w:t>AC Output Terminal 1, Filter Cap C_f Terminal 1</w:t>
             </w:r>
           </w:p>
         </w:tc>
@@ -1378,37 +1039,7 @@
                 <w:color w:val="282C34"/>
                 <w:sz w:val="18"/>
               </w:rPr>
-              <w:t xml:space="preserve">Fundamental </w:t>
-            </w:r>
-            <w:r>
-              <w:rPr>
-                <w:i/>
-                <w:color w:val="145AA0"/>
-                <w:sz w:val="18"/>
-              </w:rPr>
-              <w:t>230\,V_{RMS, 50\,Hz</w:t>
-            </w:r>
-            <w:r>
-              <w:rPr>
-                <w:color w:val="282C34"/>
-                <w:sz w:val="18"/>
-              </w:rPr>
-              <w:t xml:space="preserve"> sine wave; carrier ripple attenuated by </w:t>
-            </w:r>
-            <w:r>
-              <w:rPr>
-                <w:i/>
-                <w:color w:val="145AA0"/>
-                <w:sz w:val="18"/>
-              </w:rPr>
-              <w:t>&gt; 40\,dB</w:t>
-            </w:r>
-            <w:r>
-              <w:rPr>
-                <w:color w:val="282C34"/>
-                <w:sz w:val="18"/>
-              </w:rPr>
-              <w:t>.</w:t>
+              <w:t>Fundamental 230 V_RMS, 50 Hz sine wave; carrier ripple attenuated by &gt; 40 dB.</w:t>
             </w:r>
           </w:p>
         </w:tc>
@@ -1459,22 +1090,7 @@
                 <w:color w:val="282C34"/>
                 <w:sz w:val="18"/>
               </w:rPr>
-              <w:t xml:space="preserve">Filter Inductor </w:t>
-            </w:r>
-            <w:r>
-              <w:rPr>
-                <w:i/>
-                <w:color w:val="145AA0"/>
-                <w:sz w:val="18"/>
-              </w:rPr>
-              <w:t>L_{f2</w:t>
-            </w:r>
-            <w:r>
-              <w:rPr>
-                <w:color w:val="282C34"/>
-                <w:sz w:val="18"/>
-              </w:rPr>
-              <w:t xml:space="preserve"> Pin 2</w:t>
+              <w:t>Filter Inductor L_f2 Pin 2</w:t>
             </w:r>
           </w:p>
         </w:tc>
@@ -1498,22 +1114,7 @@
                 <w:color w:val="282C34"/>
                 <w:sz w:val="18"/>
               </w:rPr>
-              <w:t xml:space="preserve">AC Output Terminal 2, Filter Cap </w:t>
-            </w:r>
-            <w:r>
-              <w:rPr>
-                <w:i/>
-                <w:color w:val="145AA0"/>
-                <w:sz w:val="18"/>
-              </w:rPr>
-              <w:t>C_f</w:t>
-            </w:r>
-            <w:r>
-              <w:rPr>
-                <w:color w:val="282C34"/>
-                <w:sz w:val="18"/>
-              </w:rPr>
-              <w:t xml:space="preserve"> Terminal 2</w:t>
+              <w:t>AC Output Terminal 2, Filter Cap C_f Terminal 2</w:t>
             </w:r>
           </w:p>
         </w:tc>
@@ -1561,22 +1162,7 @@
                 <w:color w:val="282C34"/>
                 <w:sz w:val="18"/>
               </w:rPr>
-              <w:t xml:space="preserve">Symmetrical inductor </w:t>
-            </w:r>
-            <w:r>
-              <w:rPr>
-                <w:i/>
-                <w:color w:val="145AA0"/>
-                <w:sz w:val="18"/>
-              </w:rPr>
-              <w:t>L_{f2</w:t>
-            </w:r>
-            <w:r>
-              <w:rPr>
-                <w:color w:val="282C34"/>
-                <w:sz w:val="18"/>
-              </w:rPr>
-              <w:t xml:space="preserve"> ensures balanced common-mode emission attenuation to Earth.</w:t>
+              <w:t>Symmetrical inductor L_f2 ensures balanced common-mode emission attenuation to Earth.</w:t>
             </w:r>
           </w:p>
         </w:tc>
@@ -1626,48 +1212,10 @@
             </w:pPr>
             <w:r>
               <w:rPr>
-                <w:i/>
-                <w:color w:val="145AA0"/>
-                <w:sz w:val="18"/>
-              </w:rPr>
-              <w:t>Q_2</w:t>
-            </w:r>
-            <w:r>
-              <w:rPr>
                 <w:color w:val="282C34"/>
                 <w:sz w:val="18"/>
               </w:rPr>
-              <w:t xml:space="preserve"> Source, </w:t>
-            </w:r>
-            <w:r>
-              <w:rPr>
-                <w:i/>
-                <w:color w:val="145AA0"/>
-                <w:sz w:val="18"/>
-              </w:rPr>
-              <w:t>Q_4</w:t>
-            </w:r>
-            <w:r>
-              <w:rPr>
-                <w:color w:val="282C34"/>
-                <w:sz w:val="18"/>
-              </w:rPr>
-              <w:t xml:space="preserve"> Source, </w:t>
-            </w:r>
-            <w:r>
-              <w:rPr>
-                <w:i/>
-                <w:color w:val="145AA0"/>
-                <w:sz w:val="18"/>
-              </w:rPr>
-              <w:t>C_{bus</w:t>
-            </w:r>
-            <w:r>
-              <w:rPr>
-                <w:color w:val="282C34"/>
-                <w:sz w:val="18"/>
-              </w:rPr>
-              <w:t xml:space="preserve"> (-)</w:t>
+              <w:t>Q_2 Source, Q_4 Source, C_bus (-)</w:t>
             </w:r>
           </w:p>
         </w:tc>
@@ -1937,7 +1485,7 @@
                 <w:color w:val="282C34"/>
                 <w:sz w:val="18"/>
               </w:rPr>
-              <w:t>$Q_1 \dots Q_4$</w:t>
+              <w:t>Q_1 ... Q_4</w:t>
             </w:r>
           </w:p>
         </w:tc>
@@ -2006,11 +1554,10 @@
             </w:pPr>
             <w:r>
               <w:rPr>
-                <w:i/>
-                <w:color w:val="145AA0"/>
+                <w:color w:val="282C34"/>
                 <w:sz w:val="18"/>
               </w:rPr>
-              <w:t>V_{DS = 650\,V, I_D = 50\,A, R_{DS(on) = 41\,m\Omega, Q_{rr = 570\,nC</w:t>
+              <w:t>V_DS = 650 V, I_D = 50 A, R_DS(on) = 41 mΩ, Q_rr = 570 nC</w:t>
             </w:r>
           </w:p>
         </w:tc>
@@ -2062,7 +1609,7 @@
                 <w:color w:val="282C34"/>
                 <w:sz w:val="18"/>
               </w:rPr>
-              <w:t>$L_{f1}, L_{f2}$</w:t>
+              <w:t>L_f1, L_f2</w:t>
             </w:r>
           </w:p>
         </w:tc>
@@ -2134,11 +1681,10 @@
             </w:pPr>
             <w:r>
               <w:rPr>
-                <w:i/>
-                <w:color w:val="145AA0"/>
+                <w:color w:val="282C34"/>
                 <w:sz w:val="18"/>
               </w:rPr>
-              <w:t>2 × 1.5\,mH, I_{rated = 20\,A, DCR = 12\,m\Omega</w:t>
+              <w:t>2 * 1.5 mH, I_rated = 20 A, DCR = 12 mΩ</w:t>
             </w:r>
           </w:p>
         </w:tc>
@@ -2163,37 +1709,7 @@
                 <w:color w:val="282C34"/>
                 <w:sz w:val="18"/>
               </w:rPr>
-              <w:t xml:space="preserve">Low-loss powder core prevents thermal saturation under full </w:t>
-            </w:r>
-            <w:r>
-              <w:rPr>
-                <w:i/>
-                <w:color w:val="145AA0"/>
-                <w:sz w:val="18"/>
-              </w:rPr>
-              <w:t>3\,kVA</w:t>
-            </w:r>
-            <w:r>
-              <w:rPr>
-                <w:color w:val="282C34"/>
-                <w:sz w:val="18"/>
-              </w:rPr>
-              <w:t xml:space="preserve"> rated load current (</w:t>
-            </w:r>
-            <w:r>
-              <w:rPr>
-                <w:i/>
-                <w:color w:val="145AA0"/>
-                <w:sz w:val="18"/>
-              </w:rPr>
-              <w:t>I_{rms = 13\,A</w:t>
-            </w:r>
-            <w:r>
-              <w:rPr>
-                <w:color w:val="282C34"/>
-                <w:sz w:val="18"/>
-              </w:rPr>
-              <w:t>).</w:t>
+              <w:t>Low-loss powder core prevents thermal saturation under full 3 kVA rated load current (I_rms = 13 A).</w:t>
             </w:r>
           </w:p>
         </w:tc>
@@ -2220,7 +1736,7 @@
                 <w:color w:val="282C34"/>
                 <w:sz w:val="18"/>
               </w:rPr>
-              <w:t>$C_f$</w:t>
+              <w:t>C_f</w:t>
             </w:r>
           </w:p>
         </w:tc>
@@ -2289,11 +1805,10 @@
             </w:pPr>
             <w:r>
               <w:rPr>
-                <w:i/>
-                <w:color w:val="145AA0"/>
+                <w:color w:val="282C34"/>
                 <w:sz w:val="18"/>
               </w:rPr>
-              <w:t>4.7\,µF, 310\,V_{AC, Metallized Polypropylene Film</w:t>
+              <w:t>4.7 µF, 310 V_AC, Metallized Polypropylene Film</w:t>
             </w:r>
           </w:p>
         </w:tc>
@@ -2317,37 +1832,7 @@
                 <w:color w:val="282C34"/>
                 <w:sz w:val="18"/>
               </w:rPr>
-              <w:t xml:space="preserve">Handles continuous </w:t>
-            </w:r>
-            <w:r>
-              <w:rPr>
-                <w:i/>
-                <w:color w:val="145AA0"/>
-                <w:sz w:val="18"/>
-              </w:rPr>
-              <w:t>50\,Hz</w:t>
-            </w:r>
-            <w:r>
-              <w:rPr>
-                <w:color w:val="282C34"/>
-                <w:sz w:val="18"/>
-              </w:rPr>
-              <w:t xml:space="preserve"> AC reactive currents with negligible dissipation factor (</w:t>
-            </w:r>
-            <w:r>
-              <w:rPr>
-                <w:i/>
-                <w:color w:val="145AA0"/>
-                <w:sz w:val="18"/>
-              </w:rPr>
-              <w:t>\tan \delta &lt; 0.001</w:t>
-            </w:r>
-            <w:r>
-              <w:rPr>
-                <w:color w:val="282C34"/>
-                <w:sz w:val="18"/>
-              </w:rPr>
-              <w:t>).</w:t>
+              <w:t>Handles continuous 50 Hz AC reactive currents with negligible dissipation factor (tan δ &lt; 0.001).</w:t>
             </w:r>
           </w:p>
         </w:tc>
@@ -2375,7 +1860,7 @@
                 <w:color w:val="282C34"/>
                 <w:sz w:val="18"/>
               </w:rPr>
-              <w:t>$C_{bus,bulk}$</w:t>
+              <w:t>C_bus,bulk</w:t>
             </w:r>
           </w:p>
         </w:tc>
@@ -2447,11 +1932,10 @@
             </w:pPr>
             <w:r>
               <w:rPr>
-                <w:i/>
-                <w:color w:val="145AA0"/>
+                <w:color w:val="282C34"/>
                 <w:sz w:val="18"/>
               </w:rPr>
-              <w:t>680\,µF, 450\,V_{DC, 105^\circC, ESR = 0.12\,\Omega</w:t>
+              <w:t>680 µF, 450 V_DC, 105°C, ESR = 0.12 Ω</w:t>
             </w:r>
           </w:p>
         </w:tc>
@@ -2476,37 +1960,7 @@
                 <w:color w:val="282C34"/>
                 <w:sz w:val="18"/>
               </w:rPr>
-              <w:t>Absorbs double grid-frequency (</w:t>
-            </w:r>
-            <w:r>
-              <w:rPr>
-                <w:i/>
-                <w:color w:val="145AA0"/>
-                <w:sz w:val="18"/>
-              </w:rPr>
-              <w:t>100\,Hz</w:t>
-            </w:r>
-            <w:r>
-              <w:rPr>
-                <w:color w:val="282C34"/>
-                <w:sz w:val="18"/>
-              </w:rPr>
-              <w:t>) pulsating power delivered to single-phase AC loads (</w:t>
-            </w:r>
-            <w:r>
-              <w:rPr>
-                <w:i/>
-                <w:color w:val="145AA0"/>
-                <w:sz w:val="18"/>
-              </w:rPr>
-              <w:t>P(t) = P_o [1 - \cos 2\omega t]</w:t>
-            </w:r>
-            <w:r>
-              <w:rPr>
-                <w:color w:val="282C34"/>
-                <w:sz w:val="18"/>
-              </w:rPr>
-              <w:t>).</w:t>
+              <w:t>Absorbs double grid-frequency (100 Hz) pulsating power delivered to single-phase AC loads (P(t) = P_o [1 - cos 2ω t]).</w:t>
             </w:r>
           </w:p>
         </w:tc>
@@ -2533,7 +1987,7 @@
                 <w:color w:val="282C34"/>
                 <w:sz w:val="18"/>
               </w:rPr>
-              <w:t>$U_{drv1}, U_{drv2}$</w:t>
+              <w:t>U_drv1, U_drv2</w:t>
             </w:r>
           </w:p>
         </w:tc>
@@ -2602,33 +2056,10 @@
             </w:pPr>
             <w:r>
               <w:rPr>
-                <w:i/>
-                <w:color w:val="145AA0"/>
-                <w:sz w:val="18"/>
-              </w:rPr>
-              <w:t>120\,V / 650\,V, 3\,A</w:t>
-            </w:r>
-            <w:r>
-              <w:rPr>
                 <w:color w:val="282C34"/>
                 <w:sz w:val="18"/>
               </w:rPr>
-              <w:t xml:space="preserve"> sink / source, robust </w:t>
-            </w:r>
-            <w:r>
-              <w:rPr>
-                <w:i/>
-                <w:color w:val="145AA0"/>
-                <w:sz w:val="18"/>
-              </w:rPr>
-              <w:t>-5\,V</w:t>
-            </w:r>
-            <w:r>
-              <w:rPr>
-                <w:color w:val="282C34"/>
-                <w:sz w:val="18"/>
-              </w:rPr>
-              <w:t xml:space="preserve"> negative swing</w:t>
+              <w:t>120 V / 650 V, 3 A sink / source, robust -5 V negative swing</w:t>
             </w:r>
           </w:p>
         </w:tc>
@@ -2652,22 +2083,7 @@
                 <w:color w:val="282C34"/>
                 <w:sz w:val="18"/>
               </w:rPr>
-              <w:t xml:space="preserve">Built-in shoot-through protection and </w:t>
-            </w:r>
-            <w:r>
-              <w:rPr>
-                <w:i/>
-                <w:color w:val="145AA0"/>
-                <w:sz w:val="18"/>
-              </w:rPr>
-              <w:t>150\,ns</w:t>
-            </w:r>
-            <w:r>
-              <w:rPr>
-                <w:color w:val="282C34"/>
-                <w:sz w:val="18"/>
-              </w:rPr>
-              <w:t xml:space="preserve"> dead-time prevents rail-to-rail shoot-through.</w:t>
+              <w:t>Built-in shoot-through protection and 150 ns dead-time prevents rail-to-rail shoot-through.</w:t>
             </w:r>
           </w:p>
         </w:tc>
@@ -2695,7 +2111,7 @@
                 <w:color w:val="282C34"/>
                 <w:sz w:val="18"/>
               </w:rPr>
-              <w:t>$U_{sense}$</w:t>
+              <w:t>U_sense</w:t>
             </w:r>
           </w:p>
         </w:tc>
@@ -2770,37 +2186,7 @@
                 <w:color w:val="282C34"/>
                 <w:sz w:val="18"/>
               </w:rPr>
-              <w:t xml:space="preserve">Nominal </w:t>
-            </w:r>
-            <w:r>
-              <w:rPr>
-                <w:i/>
-                <w:color w:val="145AA0"/>
-                <w:sz w:val="18"/>
-              </w:rPr>
-              <w:t>15\,A_{RMS</w:t>
-            </w:r>
-            <w:r>
-              <w:rPr>
-                <w:color w:val="282C34"/>
-                <w:sz w:val="18"/>
-              </w:rPr>
-              <w:t xml:space="preserve">, bandwidth DC to </w:t>
-            </w:r>
-            <w:r>
-              <w:rPr>
-                <w:i/>
-                <w:color w:val="145AA0"/>
-                <w:sz w:val="18"/>
-              </w:rPr>
-              <w:t>300\,kHz</w:t>
-            </w:r>
-            <w:r>
-              <w:rPr>
-                <w:color w:val="282C34"/>
-                <w:sz w:val="18"/>
-              </w:rPr>
-              <w:t>, isolated</w:t>
+              <w:t>Nominal 15 A_RMS, bandwidth DC to 300 kHz, isolated</w:t>
             </w:r>
           </w:p>
         </w:tc>
@@ -2851,67 +2237,7 @@
           <w:color w:val="282C34"/>
           <w:sz w:val="21"/>
         </w:rPr>
-        <w:t xml:space="preserve">: Differential voltage </w:t>
-      </w:r>
-      <w:r>
-        <w:rPr>
-          <w:i/>
-          <w:color w:val="145AA0"/>
-          <w:sz w:val="21"/>
-        </w:rPr>
-        <w:t>v_{AB = v_A - v_B</w:t>
-      </w:r>
-      <w:r>
-        <w:rPr>
-          <w:color w:val="282C34"/>
-          <w:sz w:val="21"/>
-        </w:rPr>
-        <w:t xml:space="preserve"> swings across three discrete levels: </w:t>
-      </w:r>
-      <w:r>
-        <w:rPr>
-          <w:i/>
-          <w:color w:val="145AA0"/>
-          <w:sz w:val="21"/>
-        </w:rPr>
-        <w:t>+V_{dc</w:t>
-      </w:r>
-      <w:r>
-        <w:rPr>
-          <w:color w:val="282C34"/>
-          <w:sz w:val="21"/>
-        </w:rPr>
-        <w:t xml:space="preserve">, </w:t>
-      </w:r>
-      <w:r>
-        <w:rPr>
-          <w:i/>
-          <w:color w:val="145AA0"/>
-          <w:sz w:val="21"/>
-        </w:rPr>
-        <w:t>0\,V</w:t>
-      </w:r>
-      <w:r>
-        <w:rPr>
-          <w:color w:val="282C34"/>
-          <w:sz w:val="21"/>
-        </w:rPr>
-        <w:t xml:space="preserve">, and </w:t>
-      </w:r>
-      <w:r>
-        <w:rPr>
-          <w:i/>
-          <w:color w:val="145AA0"/>
-          <w:sz w:val="21"/>
-        </w:rPr>
-        <w:t>-V_{dc</w:t>
-      </w:r>
-      <w:r>
-        <w:rPr>
-          <w:color w:val="282C34"/>
-          <w:sz w:val="21"/>
-        </w:rPr>
-        <w:t>.</w:t>
+        <w:t>: Differential voltage v_AB = v_A - v_B swings across three discrete levels: +V_dc, 0 V, and -V_dc.</w:t>
       </w:r>
     </w:p>
     <w:p>
@@ -2933,67 +2259,7 @@
           <w:color w:val="282C34"/>
           <w:sz w:val="21"/>
         </w:rPr>
-        <w:t xml:space="preserve">: Peak AC output voltage equals full </w:t>
-      </w:r>
-      <w:r>
-        <w:rPr>
-          <w:i/>
-          <w:color w:val="145AA0"/>
-          <w:sz w:val="21"/>
-        </w:rPr>
-        <w:t>V_{dc</w:t>
-      </w:r>
-      <w:r>
-        <w:rPr>
-          <w:color w:val="282C34"/>
-          <w:sz w:val="21"/>
-        </w:rPr>
-        <w:t xml:space="preserve"> (</w:t>
-      </w:r>
-      <w:r>
-        <w:rPr>
-          <w:i/>
-          <w:color w:val="145AA0"/>
-          <w:sz w:val="21"/>
-        </w:rPr>
-        <w:t>\hat{V_{ac = V_{dc</w:t>
-      </w:r>
-      <w:r>
-        <w:rPr>
-          <w:color w:val="282C34"/>
-          <w:sz w:val="21"/>
-        </w:rPr>
-        <w:t>), requiring only half the DC bus voltage of a half bridge (</w:t>
-      </w:r>
-      <w:r>
-        <w:rPr>
-          <w:i/>
-          <w:color w:val="145AA0"/>
-          <w:sz w:val="21"/>
-        </w:rPr>
-        <w:t>V_{dc \approx 350\,V \dots 400\,V</w:t>
-      </w:r>
-      <w:r>
-        <w:rPr>
-          <w:color w:val="282C34"/>
-          <w:sz w:val="21"/>
-        </w:rPr>
-        <w:t xml:space="preserve"> for </w:t>
-      </w:r>
-      <w:r>
-        <w:rPr>
-          <w:i/>
-          <w:color w:val="145AA0"/>
-          <w:sz w:val="21"/>
-        </w:rPr>
-        <w:t>230\,V_{rms</w:t>
-      </w:r>
-      <w:r>
-        <w:rPr>
-          <w:color w:val="282C34"/>
-          <w:sz w:val="21"/>
-        </w:rPr>
-        <w:t>).</w:t>
+        <w:t>: Peak AC output voltage equals full V_dc (V_pk_ac = V_dc), requiring only half the DC bus voltage of a half bridge (V_dc ≈ 350 V ... 400 V for 230 V_rms).</w:t>
       </w:r>
     </w:p>
     <w:p>
@@ -3041,82 +2307,7 @@
           <w:color w:val="282C34"/>
           <w:sz w:val="21"/>
         </w:rPr>
-        <w:t xml:space="preserve">, a high-frequency triangular carrier wave </w:t>
-      </w:r>
-      <w:r>
-        <w:rPr>
-          <w:i/>
-          <w:color w:val="145AA0"/>
-          <w:sz w:val="21"/>
-        </w:rPr>
-        <w:t>v_{tri(t)</w:t>
-      </w:r>
-      <w:r>
-        <w:rPr>
-          <w:color w:val="282C34"/>
-          <w:sz w:val="21"/>
-        </w:rPr>
-        <w:t xml:space="preserve"> at switching frequency </w:t>
-      </w:r>
-      <w:r>
-        <w:rPr>
-          <w:i/>
-          <w:color w:val="145AA0"/>
-          <w:sz w:val="21"/>
-        </w:rPr>
-        <w:t>f_c</w:t>
-      </w:r>
-      <w:r>
-        <w:rPr>
-          <w:color w:val="282C34"/>
-          <w:sz w:val="21"/>
-        </w:rPr>
-        <w:t xml:space="preserve"> is compared against a low-frequency reference sine wave </w:t>
-      </w:r>
-      <w:r>
-        <w:rPr>
-          <w:i/>
-          <w:color w:val="145AA0"/>
-          <w:sz w:val="21"/>
-        </w:rPr>
-        <w:t>v_{ref(t)</w:t>
-      </w:r>
-      <w:r>
-        <w:rPr>
-          <w:color w:val="282C34"/>
-          <w:sz w:val="21"/>
-        </w:rPr>
-        <w:t xml:space="preserve"> at grid frequency </w:t>
-      </w:r>
-      <w:r>
-        <w:rPr>
-          <w:i/>
-          <w:color w:val="145AA0"/>
-          <w:sz w:val="21"/>
-        </w:rPr>
-        <w:t>f_m</w:t>
-      </w:r>
-      <w:r>
-        <w:rPr>
-          <w:color w:val="282C34"/>
-          <w:sz w:val="21"/>
-        </w:rPr>
-        <w:t xml:space="preserve"> (</w:t>
-      </w:r>
-      <w:r>
-        <w:rPr>
-          <w:i/>
-          <w:color w:val="145AA0"/>
-          <w:sz w:val="21"/>
-        </w:rPr>
-        <w:t>50\,Hz</w:t>
-      </w:r>
-      <w:r>
-        <w:rPr>
-          <w:color w:val="282C34"/>
-          <w:sz w:val="21"/>
-        </w:rPr>
-        <w:t>):</w:t>
+        <w:t>, a high-frequency triangular carrier wave v_tri(t) at switching frequency f_c is compared against a low-frequency reference sine wave v_ref(t) at grid frequency f_m (50 Hz):</w:t>
       </w:r>
     </w:p>
     <w:p>
@@ -3130,15 +2321,7 @@
           <w:color w:val="282C34"/>
           <w:sz w:val="21"/>
         </w:rPr>
-        <w:t xml:space="preserve">Amplitude Modulation Index: </w:t>
-      </w:r>
-      <w:r>
-        <w:rPr>
-          <w:i/>
-          <w:color w:val="145AA0"/>
-          <w:sz w:val="21"/>
-        </w:rPr>
-        <w:t>m_a = \frac{\hat{V_{ref{\hat{V_{tri \quad (0 ≤ m_a ≤ 1)</w:t>
+        <w:t>Amplitude Modulation Index: m_a = V_pk_ref / V_pk_tri (0 &lt;= m_a &lt;= 1)</w:t>
       </w:r>
     </w:p>
     <w:p>
@@ -3152,15 +2335,7 @@
           <w:color w:val="282C34"/>
           <w:sz w:val="21"/>
         </w:rPr>
-        <w:t xml:space="preserve">Frequency Modulation Ratio: </w:t>
-      </w:r>
-      <w:r>
-        <w:rPr>
-          <w:i/>
-          <w:color w:val="145AA0"/>
-          <w:sz w:val="21"/>
-        </w:rPr>
-        <w:t>m_f = \frac{f_c{f_m</w:t>
+        <w:t>Frequency Modulation Ratio: m_f = f_c / f_m</w:t>
       </w:r>
     </w:p>
     <w:tbl>
@@ -3261,37 +2436,7 @@
           <w:color w:val="282C34"/>
           <w:sz w:val="21"/>
         </w:rPr>
-        <w:t xml:space="preserve">Diagonal switch pairs are driven simultaneously: </w:t>
-      </w:r>
-      <w:r>
-        <w:rPr>
-          <w:i/>
-          <w:color w:val="145AA0"/>
-          <w:sz w:val="21"/>
-        </w:rPr>
-        <w:t>(S_1, S_4)</w:t>
-      </w:r>
-      <w:r>
-        <w:rPr>
-          <w:color w:val="282C34"/>
-          <w:sz w:val="21"/>
-        </w:rPr>
-        <w:t xml:space="preserve"> ON together, or </w:t>
-      </w:r>
-      <w:r>
-        <w:rPr>
-          <w:i/>
-          <w:color w:val="145AA0"/>
-          <w:sz w:val="21"/>
-        </w:rPr>
-        <w:t>(S_2, S_3)</w:t>
-      </w:r>
-      <w:r>
-        <w:rPr>
-          <w:color w:val="282C34"/>
-          <w:sz w:val="21"/>
-        </w:rPr>
-        <w:t xml:space="preserve"> ON together.</w:t>
+        <w:t>Diagonal switch pairs are driven simultaneously: (S_1, S_4) ON together, or (S_2, S_3) ON together.</w:t>
       </w:r>
     </w:p>
     <w:p>
@@ -3305,52 +2450,7 @@
           <w:color w:val="282C34"/>
           <w:sz w:val="21"/>
         </w:rPr>
-        <w:t xml:space="preserve">Output voltage </w:t>
-      </w:r>
-      <w:r>
-        <w:rPr>
-          <w:i/>
-          <w:color w:val="145AA0"/>
-          <w:sz w:val="21"/>
-        </w:rPr>
-        <w:t>v_{AB</w:t>
-      </w:r>
-      <w:r>
-        <w:rPr>
-          <w:color w:val="282C34"/>
-          <w:sz w:val="21"/>
-        </w:rPr>
-        <w:t xml:space="preserve"> switches violently between </w:t>
-      </w:r>
-      <w:r>
-        <w:rPr>
-          <w:i/>
-          <w:color w:val="145AA0"/>
-          <w:sz w:val="21"/>
-        </w:rPr>
-        <w:t>+V_{dc</w:t>
-      </w:r>
-      <w:r>
-        <w:rPr>
-          <w:color w:val="282C34"/>
-          <w:sz w:val="21"/>
-        </w:rPr>
-        <w:t xml:space="preserve"> and </w:t>
-      </w:r>
-      <w:r>
-        <w:rPr>
-          <w:i/>
-          <w:color w:val="145AA0"/>
-          <w:sz w:val="21"/>
-        </w:rPr>
-        <w:t>-V_{dc</w:t>
-      </w:r>
-      <w:r>
-        <w:rPr>
-          <w:color w:val="282C34"/>
-          <w:sz w:val="21"/>
-        </w:rPr>
-        <w:t>.</w:t>
+        <w:t>Output voltage v_AB switches violently between +V_dc and -V_dc.</w:t>
       </w:r>
     </w:p>
     <w:p>
@@ -3372,7 +2472,7 @@
           <w:color w:val="282C34"/>
           <w:sz w:val="21"/>
         </w:rPr>
-        <w:t>carrier frequency $f_c$</w:t>
+        <w:t>carrier frequency f_c</w:t>
       </w:r>
       <w:r>
         <w:rPr>
@@ -3393,22 +2493,7 @@
           <w:color w:val="282C34"/>
           <w:sz w:val="21"/>
         </w:rPr>
-        <w:t xml:space="preserve">High </w:t>
-      </w:r>
-      <w:r>
-        <w:rPr>
-          <w:i/>
-          <w:color w:val="145AA0"/>
-          <w:sz w:val="21"/>
-        </w:rPr>
-        <w:t>dv/dt</w:t>
-      </w:r>
-      <w:r>
-        <w:rPr>
-          <w:color w:val="282C34"/>
-          <w:sz w:val="21"/>
-        </w:rPr>
-        <w:t xml:space="preserve"> stress and requires a large output filter inductor.</w:t>
+        <w:t>High dv/dt stress and requires a large output filter inductor.</w:t>
       </w:r>
     </w:p>
     <w:p>
@@ -3435,22 +2520,7 @@
           <w:color w:val="282C34"/>
           <w:sz w:val="21"/>
         </w:rPr>
-        <w:t xml:space="preserve">Bridge legs are modulated with two </w:t>
-      </w:r>
-      <w:r>
-        <w:rPr>
-          <w:i/>
-          <w:color w:val="145AA0"/>
-          <w:sz w:val="21"/>
-        </w:rPr>
-        <w:t>180^\circ</w:t>
-      </w:r>
-      <w:r>
-        <w:rPr>
-          <w:color w:val="282C34"/>
-          <w:sz w:val="21"/>
-        </w:rPr>
-        <w:t xml:space="preserve"> phase-opposed reference waves:</w:t>
+        <w:t>Bridge legs are modulated with two 180° phase-opposed reference waves:</w:t>
       </w:r>
     </w:p>
     <w:p>
@@ -3464,37 +2534,7 @@
           <w:color w:val="282C34"/>
           <w:sz w:val="21"/>
         </w:rPr>
-        <w:t xml:space="preserve">Leg A compares </w:t>
-      </w:r>
-      <w:r>
-        <w:rPr>
-          <w:i/>
-          <w:color w:val="145AA0"/>
-          <w:sz w:val="21"/>
-        </w:rPr>
-        <w:t>v_{ref(t)</w:t>
-      </w:r>
-      <w:r>
-        <w:rPr>
-          <w:color w:val="282C34"/>
-          <w:sz w:val="21"/>
-        </w:rPr>
-        <w:t xml:space="preserve"> with </w:t>
-      </w:r>
-      <w:r>
-        <w:rPr>
-          <w:i/>
-          <w:color w:val="145AA0"/>
-          <w:sz w:val="21"/>
-        </w:rPr>
-        <w:t>v_{tri(t)</w:t>
-      </w:r>
-      <w:r>
-        <w:rPr>
-          <w:color w:val="282C34"/>
-          <w:sz w:val="21"/>
-        </w:rPr>
-        <w:t>.</w:t>
+        <w:t>Leg A compares v_ref(t) with v_tri(t).</w:t>
       </w:r>
     </w:p>
     <w:p>
@@ -3508,30 +2548,29 @@
           <w:color w:val="282C34"/>
           <w:sz w:val="21"/>
         </w:rPr>
-        <w:t xml:space="preserve">Leg B compares </w:t>
+        <w:t>Leg B compares -v_ref(t) with v_tri(t).</w:t>
       </w:r>
-      <w:r>
-        <w:rPr>
-          <w:i/>
-          <w:color w:val="145AA0"/>
-          <w:sz w:val="21"/>
-        </w:rPr>
-        <w:t>-v_{ref(t)</w:t>
-      </w:r>
+    </w:p>
+    <w:p>
+      <w:pPr>
+        <w:pStyle w:val="ListBullet"/>
+        <w:spacing w:after="40"/>
+        <w:ind w:left="360"/>
+      </w:pPr>
       <w:r>
         <w:rPr>
           <w:color w:val="282C34"/>
           <w:sz w:val="21"/>
         </w:rPr>
-        <w:t xml:space="preserve"> with </w:t>
+        <w:t xml:space="preserve">During the positive AC half-cycle, v_AB alternates smoothly between </w:t>
       </w:r>
       <w:r>
         <w:rPr>
-          <w:i/>
-          <w:color w:val="145AA0"/>
+          <w:b/>
+          <w:color w:val="282C34"/>
           <w:sz w:val="21"/>
         </w:rPr>
-        <w:t>v_{tri(t)</w:t>
+        <w:t>+V_dc and 0 V</w:t>
       </w:r>
       <w:r>
         <w:rPr>
@@ -3552,22 +2591,7 @@
           <w:color w:val="282C34"/>
           <w:sz w:val="21"/>
         </w:rPr>
-        <w:t xml:space="preserve">During the positive AC half-cycle, </w:t>
-      </w:r>
-      <w:r>
-        <w:rPr>
-          <w:i/>
-          <w:color w:val="145AA0"/>
-          <w:sz w:val="21"/>
-        </w:rPr>
-        <w:t>v_{AB</w:t>
-      </w:r>
-      <w:r>
-        <w:rPr>
-          <w:color w:val="282C34"/>
-          <w:sz w:val="21"/>
-        </w:rPr>
-        <w:t xml:space="preserve"> alternates smoothly between </w:t>
+        <w:t xml:space="preserve">During the negative AC half-cycle, v_AB alternates smoothly between </w:t>
       </w:r>
       <w:r>
         <w:rPr>
@@ -3575,51 +2599,7 @@
           <w:color w:val="282C34"/>
           <w:sz w:val="21"/>
         </w:rPr>
-        <w:t>$+V_{dc}$ and $0\,\text{V}$</w:t>
-      </w:r>
-      <w:r>
-        <w:rPr>
-          <w:color w:val="282C34"/>
-          <w:sz w:val="21"/>
-        </w:rPr>
-        <w:t>.</w:t>
-      </w:r>
-    </w:p>
-    <w:p>
-      <w:pPr>
-        <w:pStyle w:val="ListBullet"/>
-        <w:spacing w:after="40"/>
-        <w:ind w:left="360"/>
-      </w:pPr>
-      <w:r>
-        <w:rPr>
-          <w:color w:val="282C34"/>
-          <w:sz w:val="21"/>
-        </w:rPr>
-        <w:t xml:space="preserve">During the negative AC half-cycle, </w:t>
-      </w:r>
-      <w:r>
-        <w:rPr>
-          <w:i/>
-          <w:color w:val="145AA0"/>
-          <w:sz w:val="21"/>
-        </w:rPr>
-        <w:t>v_{AB</w:t>
-      </w:r>
-      <w:r>
-        <w:rPr>
-          <w:color w:val="282C34"/>
-          <w:sz w:val="21"/>
-        </w:rPr>
-        <w:t xml:space="preserve"> alternates smoothly between </w:t>
-      </w:r>
-      <w:r>
-        <w:rPr>
-          <w:b/>
-          <w:color w:val="282C34"/>
-          <w:sz w:val="21"/>
-        </w:rPr>
-        <w:t>$0\,\text{V}$ and $-V_{dc}$</w:t>
+        <w:t>0 V and -V_dc</w:t>
       </w:r>
       <w:r>
         <w:rPr>
@@ -3656,7 +2636,7 @@
           <w:color w:val="282C34"/>
           <w:sz w:val="21"/>
         </w:rPr>
-        <w:t>$2 \cdot f_c$</w:t>
+        <w:t>2 * f_c</w:t>
       </w:r>
       <w:r>
         <w:rPr>
@@ -3677,22 +2657,7 @@
           <w:color w:val="282C34"/>
           <w:sz w:val="21"/>
         </w:rPr>
-        <w:t xml:space="preserve">For a </w:t>
-      </w:r>
-      <w:r>
-        <w:rPr>
-          <w:i/>
-          <w:color w:val="145AA0"/>
-          <w:sz w:val="21"/>
-        </w:rPr>
-        <w:t>20\,kHz</w:t>
-      </w:r>
-      <w:r>
-        <w:rPr>
-          <w:color w:val="282C34"/>
-          <w:sz w:val="21"/>
-        </w:rPr>
-        <w:t xml:space="preserve"> MOSFET switching frequency, the output filter only needs to attenuate ripple starting at </w:t>
+        <w:t xml:space="preserve">For a 20 kHz MOSFET switching frequency, the output filter only needs to attenuate ripple starting at </w:t>
       </w:r>
       <w:r>
         <w:rPr>
@@ -3700,7 +2665,7 @@
           <w:color w:val="282C34"/>
           <w:sz w:val="21"/>
         </w:rPr>
-        <w:t>$40\,\text{kHz}$</w:t>
+        <w:t>40 kHz</w:t>
       </w:r>
       <w:r>
         <w:rPr>
@@ -3753,50 +2718,53 @@
           <w:color w:val="282C34"/>
           <w:sz w:val="21"/>
         </w:rPr>
-        <w:t>In the linear modulation range (</w:t>
-      </w:r>
-      <w:r>
-        <w:rPr>
-          <w:i/>
-          <w:color w:val="145AA0"/>
-          <w:sz w:val="21"/>
-        </w:rPr>
-        <w:t>m_a ≤ 1.0</w:t>
-      </w:r>
-      <w:r>
-        <w:rPr>
-          <w:color w:val="282C34"/>
-          <w:sz w:val="21"/>
-        </w:rPr>
-        <w:t>):</w:t>
+        <w:t>In the linear modulation range (m_a &lt;= 1.0):</w:t>
       </w:r>
     </w:p>
-    <w:p>
-      <w:pPr>
-        <w:spacing w:after="80"/>
-      </w:pPr>
-      <w:r>
-        <w:rPr>
-          <w:i/>
-          <w:color w:val="145AA0"/>
-          <w:sz w:val="21"/>
-        </w:rPr>
-      </w:r>
-      <w:r>
-        <w:rPr>
-          <w:color w:val="282C34"/>
-          <w:sz w:val="21"/>
-        </w:rPr>
-        <w:t>\hat{V}_{fund} = m_a \cdot V_{dc} \implies V_{rms,fund} = \frac{m_a \cdot V_{dc}}{\sqrt{2}} \approx 0.707 \cdot m_a \cdot V_{dc}</w:t>
-      </w:r>
-      <w:r>
-        <w:rPr>
-          <w:i/>
-          <w:color w:val="145AA0"/>
-          <w:sz w:val="21"/>
-        </w:rPr>
-      </w:r>
-    </w:p>
+    <w:tbl>
+      <w:tblPr>
+        <w:tblW w:type="auto" w:w="0"/>
+        <w:jc w:val="center"/>
+        <w:tblLook w:firstColumn="1" w:firstRow="1" w:lastColumn="0" w:lastRow="0" w:noHBand="0" w:noVBand="1" w:val="04A0"/>
+      </w:tblPr>
+      <w:tblGrid>
+        <w:gridCol w:w="9792"/>
+      </w:tblGrid>
+      <w:tr>
+        <w:tc>
+          <w:tcPr>
+            <w:tcW w:type="dxa" w:w="9792"/>
+            <w:shd w:fill="F5F6F8"/>
+            <w:tcMar>
+              <w:top w:w="80" w:type="dxa"/>
+              <w:bottom w:w="80" w:type="dxa"/>
+              <w:left w:w="140" w:type="dxa"/>
+              <w:right w:w="140" w:type="dxa"/>
+            </w:tcMar>
+            <w:tcBorders>
+              <w:left w:val="single" w:sz="18" w:space="0" w:color="CBD5E0"/>
+              <w:top w:val="none"/>
+              <w:right w:val="none"/>
+              <w:bottom w:val="none"/>
+            </w:tcBorders>
+          </w:tcPr>
+          <w:p>
+            <w:pPr>
+              <w:spacing w:line="240" w:lineRule="auto" w:after="0"/>
+            </w:pPr>
+            <w:r>
+              <w:rPr>
+                <w:rFonts w:ascii="Consolas" w:hAnsi="Consolas"/>
+                <w:color w:val="2D3748"/>
+                <w:sz w:val="18"/>
+              </w:rPr>
+              <w:t>V_pk_fund = m_a * V_dc =&gt; V_rms,fund = (m_a * V_dc) / sqrt(2) ≈ 0.707 * m_a * V_dc</w:t>
+            </w:r>
+          </w:p>
+        </w:tc>
+      </w:tr>
+    </w:tbl>
+    <w:p/>
     <w:p>
       <w:pPr>
         <w:spacing w:before="160" w:after="80"/>
@@ -3810,32 +2778,50 @@
         <w:t>3.2 Total Harmonic Distortion (THD) Standards:</w:t>
       </w:r>
     </w:p>
-    <w:p>
-      <w:pPr>
-        <w:spacing w:after="80"/>
-      </w:pPr>
-      <w:r>
-        <w:rPr>
-          <w:i/>
-          <w:color w:val="145AA0"/>
-          <w:sz w:val="21"/>
-        </w:rPr>
-      </w:r>
-      <w:r>
-        <w:rPr>
-          <w:color w:val="282C34"/>
-          <w:sz w:val="21"/>
-        </w:rPr>
-        <w:t>\text{THD}_v = \frac{\sqrt{\sum_{h=2}^{\infty} V_h^2}}{V_1} \times 100\%</w:t>
-      </w:r>
-      <w:r>
-        <w:rPr>
-          <w:i/>
-          <w:color w:val="145AA0"/>
-          <w:sz w:val="21"/>
-        </w:rPr>
-      </w:r>
-    </w:p>
+    <w:tbl>
+      <w:tblPr>
+        <w:tblW w:type="auto" w:w="0"/>
+        <w:jc w:val="center"/>
+        <w:tblLook w:firstColumn="1" w:firstRow="1" w:lastColumn="0" w:lastRow="0" w:noHBand="0" w:noVBand="1" w:val="04A0"/>
+      </w:tblPr>
+      <w:tblGrid>
+        <w:gridCol w:w="9792"/>
+      </w:tblGrid>
+      <w:tr>
+        <w:tc>
+          <w:tcPr>
+            <w:tcW w:type="dxa" w:w="9792"/>
+            <w:shd w:fill="F5F6F8"/>
+            <w:tcMar>
+              <w:top w:w="80" w:type="dxa"/>
+              <w:bottom w:w="80" w:type="dxa"/>
+              <w:left w:w="140" w:type="dxa"/>
+              <w:right w:w="140" w:type="dxa"/>
+            </w:tcMar>
+            <w:tcBorders>
+              <w:left w:val="single" w:sz="18" w:space="0" w:color="CBD5E0"/>
+              <w:top w:val="none"/>
+              <w:right w:val="none"/>
+              <w:bottom w:val="none"/>
+            </w:tcBorders>
+          </w:tcPr>
+          <w:p>
+            <w:pPr>
+              <w:spacing w:line="240" w:lineRule="auto" w:after="0"/>
+            </w:pPr>
+            <w:r>
+              <w:rPr>
+                <w:rFonts w:ascii="Consolas" w:hAnsi="Consolas"/>
+                <w:color w:val="2D3748"/>
+                <w:sz w:val="18"/>
+              </w:rPr>
+              <w:t>THD_v = (sqrt(Sum(h=2 to inf) V_h^2)) / V_1 * 100\%</w:t>
+            </w:r>
+          </w:p>
+        </w:tc>
+      </w:tr>
+    </w:tbl>
+    <w:p/>
     <w:p>
       <w:pPr>
         <w:pStyle w:val="ListBullet"/>
@@ -3876,15 +2862,7 @@
           <w:color w:val="282C34"/>
           <w:sz w:val="21"/>
         </w:rPr>
-        <w:t xml:space="preserve">Individual voltage harmonics: </w:t>
-      </w:r>
-      <w:r>
-        <w:rPr>
-          <w:i/>
-          <w:color w:val="145AA0"/>
-          <w:sz w:val="21"/>
-        </w:rPr>
-        <w:t>≤ 3\%</w:t>
+        <w:t>Individual voltage harmonics: &lt;= 3\%</w:t>
       </w:r>
     </w:p>
     <w:p>
@@ -3898,15 +2876,7 @@
           <w:color w:val="282C34"/>
           <w:sz w:val="21"/>
         </w:rPr>
-        <w:t xml:space="preserve">Total Voltage THD: </w:t>
-      </w:r>
-      <w:r>
-        <w:rPr>
-          <w:i/>
-          <w:color w:val="145AA0"/>
-          <w:sz w:val="21"/>
-        </w:rPr>
-        <w:t>≤ 5\%</w:t>
+        <w:t>Total Voltage THD: &lt;= 5\%</w:t>
       </w:r>
     </w:p>
     <w:p>
@@ -3939,37 +2909,7 @@
           <w:color w:val="282C34"/>
           <w:sz w:val="21"/>
         </w:rPr>
-        <w:t xml:space="preserve">To transform the high-frequency pulsed PWM waveform into a clean </w:t>
-      </w:r>
-      <w:r>
-        <w:rPr>
-          <w:i/>
-          <w:color w:val="145AA0"/>
-          <w:sz w:val="21"/>
-        </w:rPr>
-        <w:t>50\,Hz</w:t>
-      </w:r>
-      <w:r>
-        <w:rPr>
-          <w:color w:val="282C34"/>
-          <w:sz w:val="21"/>
-        </w:rPr>
-        <w:t xml:space="preserve"> sine wave with </w:t>
-      </w:r>
-      <w:r>
-        <w:rPr>
-          <w:i/>
-          <w:color w:val="145AA0"/>
-          <w:sz w:val="21"/>
-        </w:rPr>
-        <w:t>THD &lt; 2\%</w:t>
-      </w:r>
-      <w:r>
-        <w:rPr>
-          <w:color w:val="282C34"/>
-          <w:sz w:val="21"/>
-        </w:rPr>
-        <w:t>, a second-order LC low-pass filter is required:</w:t>
+        <w:t>To transform the high-frequency pulsed PWM waveform into a clean 50 Hz sine wave with THD &lt; 2\%, a second-order LC low-pass filter is required:</w:t>
       </w:r>
     </w:p>
     <w:tbl>
@@ -4054,106 +2994,97 @@
           <w:color w:val="282C34"/>
           <w:sz w:val="21"/>
         </w:rPr>
-        <w:t xml:space="preserve">The corner frequency </w:t>
-      </w:r>
-      <w:r>
-        <w:rPr>
-          <w:i/>
-          <w:color w:val="145AA0"/>
-          <w:sz w:val="21"/>
-        </w:rPr>
-        <w:t>f_{cut</w:t>
-      </w:r>
-      <w:r>
-        <w:rPr>
-          <w:color w:val="282C34"/>
-          <w:sz w:val="21"/>
-        </w:rPr>
-        <w:t xml:space="preserve"> must be positioned comfortably between the fundamental line frequency (</w:t>
-      </w:r>
-      <w:r>
-        <w:rPr>
-          <w:i/>
-          <w:color w:val="145AA0"/>
-          <w:sz w:val="21"/>
-        </w:rPr>
-        <w:t>f_m</w:t>
-      </w:r>
-      <w:r>
-        <w:rPr>
-          <w:color w:val="282C34"/>
-          <w:sz w:val="21"/>
-        </w:rPr>
-        <w:t>) and the effective switching frequency (</w:t>
-      </w:r>
-      <w:r>
-        <w:rPr>
-          <w:i/>
-          <w:color w:val="145AA0"/>
-          <w:sz w:val="21"/>
-        </w:rPr>
-        <w:t>f_{sw,eff = 2 f_c</w:t>
-      </w:r>
-      <w:r>
-        <w:rPr>
-          <w:color w:val="282C34"/>
-          <w:sz w:val="21"/>
-        </w:rPr>
-        <w:t xml:space="preserve"> for unipolar):</w:t>
+        <w:t>The corner frequency f_cut must be positioned comfortably between the fundamental line frequency (f_m) and the effective switching frequency (f_sw,eff = 2 f_c for unipolar):</w:t>
       </w:r>
     </w:p>
-    <w:p>
-      <w:pPr>
-        <w:spacing w:after="80"/>
-      </w:pPr>
-      <w:r>
-        <w:rPr>
-          <w:i/>
-          <w:color w:val="145AA0"/>
-          <w:sz w:val="21"/>
-        </w:rPr>
-      </w:r>
-      <w:r>
-        <w:rPr>
-          <w:color w:val="282C34"/>
-          <w:sz w:val="21"/>
-        </w:rPr>
-        <w:t>10 \cdot f_m \le f_{cut} \le \frac{1}{5} \cdot f_{sw,eff}</w:t>
-      </w:r>
-      <w:r>
-        <w:rPr>
-          <w:i/>
-          <w:color w:val="145AA0"/>
-          <w:sz w:val="21"/>
-        </w:rPr>
-      </w:r>
-    </w:p>
-    <w:p>
-      <w:pPr>
-        <w:spacing w:after="80"/>
-      </w:pPr>
-      <w:r>
-        <w:rPr>
-          <w:i/>
-          <w:color w:val="145AA0"/>
-          <w:sz w:val="21"/>
-        </w:rPr>
-      </w:r>
-      <w:r>
-        <w:rPr>
-          <w:color w:val="282C34"/>
-          <w:sz w:val="21"/>
-        </w:rPr>
-        <w:t>f_{cut} = \frac{1}{2\pi \sqrt{L_f \cdot C_f}}</w:t>
-      </w:r>
-      <w:r>
-        <w:rPr>
-          <w:i/>
-          <w:color w:val="145AA0"/>
-          <w:sz w:val="21"/>
-        </w:rPr>
-      </w:r>
-    </w:p>
+    <w:tbl>
+      <w:tblPr>
+        <w:tblW w:type="auto" w:w="0"/>
+        <w:jc w:val="center"/>
+        <w:tblLook w:firstColumn="1" w:firstRow="1" w:lastColumn="0" w:lastRow="0" w:noHBand="0" w:noVBand="1" w:val="04A0"/>
+      </w:tblPr>
+      <w:tblGrid>
+        <w:gridCol w:w="9792"/>
+      </w:tblGrid>
+      <w:tr>
+        <w:tc>
+          <w:tcPr>
+            <w:tcW w:type="dxa" w:w="9792"/>
+            <w:shd w:fill="F5F6F8"/>
+            <w:tcMar>
+              <w:top w:w="80" w:type="dxa"/>
+              <w:bottom w:w="80" w:type="dxa"/>
+              <w:left w:w="140" w:type="dxa"/>
+              <w:right w:w="140" w:type="dxa"/>
+            </w:tcMar>
+            <w:tcBorders>
+              <w:left w:val="single" w:sz="18" w:space="0" w:color="CBD5E0"/>
+              <w:top w:val="none"/>
+              <w:right w:val="none"/>
+              <w:bottom w:val="none"/>
+            </w:tcBorders>
+          </w:tcPr>
+          <w:p>
+            <w:pPr>
+              <w:spacing w:line="240" w:lineRule="auto" w:after="0"/>
+            </w:pPr>
+            <w:r>
+              <w:rPr>
+                <w:rFonts w:ascii="Consolas" w:hAnsi="Consolas"/>
+                <w:color w:val="2D3748"/>
+                <w:sz w:val="18"/>
+              </w:rPr>
+              <w:t>10 * f_m &lt;= f_cut &lt;= 1 / 5 * f_sw,eff</w:t>
+            </w:r>
+          </w:p>
+        </w:tc>
+      </w:tr>
+    </w:tbl>
+    <w:p/>
+    <w:tbl>
+      <w:tblPr>
+        <w:tblW w:type="auto" w:w="0"/>
+        <w:jc w:val="center"/>
+        <w:tblLook w:firstColumn="1" w:firstRow="1" w:lastColumn="0" w:lastRow="0" w:noHBand="0" w:noVBand="1" w:val="04A0"/>
+      </w:tblPr>
+      <w:tblGrid>
+        <w:gridCol w:w="9792"/>
+      </w:tblGrid>
+      <w:tr>
+        <w:tc>
+          <w:tcPr>
+            <w:tcW w:type="dxa" w:w="9792"/>
+            <w:shd w:fill="F5F6F8"/>
+            <w:tcMar>
+              <w:top w:w="80" w:type="dxa"/>
+              <w:bottom w:w="80" w:type="dxa"/>
+              <w:left w:w="140" w:type="dxa"/>
+              <w:right w:w="140" w:type="dxa"/>
+            </w:tcMar>
+            <w:tcBorders>
+              <w:left w:val="single" w:sz="18" w:space="0" w:color="CBD5E0"/>
+              <w:top w:val="none"/>
+              <w:right w:val="none"/>
+              <w:bottom w:val="none"/>
+            </w:tcBorders>
+          </w:tcPr>
+          <w:p>
+            <w:pPr>
+              <w:spacing w:line="240" w:lineRule="auto" w:after="0"/>
+            </w:pPr>
+            <w:r>
+              <w:rPr>
+                <w:rFonts w:ascii="Consolas" w:hAnsi="Consolas"/>
+                <w:color w:val="2D3748"/>
+                <w:sz w:val="18"/>
+              </w:rPr>
+              <w:t>f_cut = 1 / (2π sqrt(L_f * C_f))</w:t>
+            </w:r>
+          </w:p>
+        </w:tc>
+      </w:tr>
+    </w:tbl>
+    <w:p/>
     <w:p>
       <w:pPr>
         <w:spacing w:before="160" w:after="80"/>
@@ -4164,24 +3095,7 @@
           <w:color w:val="4682B4"/>
           <w:sz w:val="24"/>
         </w:rPr>
-        <w:t>4.2 Inductor Sizing (</w:t>
-      </w:r>
-      <w:r>
-        <w:rPr>
-          <w:b/>
-          <w:i/>
-          <w:color w:val="145AA0"/>
-          <w:sz w:val="24"/>
-        </w:rPr>
-        <w:t>L_f</w:t>
-      </w:r>
-      <w:r>
-        <w:rPr>
-          <w:b/>
-          <w:color w:val="4682B4"/>
-          <w:sz w:val="24"/>
-        </w:rPr>
-        <w:t>):</w:t>
+        <w:t>4.2 Inductor Sizing (L_f):</w:t>
       </w:r>
     </w:p>
     <w:p>
@@ -4193,80 +3107,53 @@
           <w:color w:val="282C34"/>
           <w:sz w:val="21"/>
         </w:rPr>
-        <w:t xml:space="preserve">The filter inductor limits the high-frequency ripple current. To restrict peak-to-peak ripple </w:t>
-      </w:r>
-      <w:r>
-        <w:rPr>
-          <w:i/>
-          <w:color w:val="145AA0"/>
-          <w:sz w:val="21"/>
-        </w:rPr>
-        <w:t>\Delta I_L</w:t>
-      </w:r>
-      <w:r>
-        <w:rPr>
-          <w:color w:val="282C34"/>
-          <w:sz w:val="21"/>
-        </w:rPr>
-        <w:t xml:space="preserve"> to </w:t>
-      </w:r>
-      <w:r>
-        <w:rPr>
-          <w:i/>
-          <w:color w:val="145AA0"/>
-          <w:sz w:val="21"/>
-        </w:rPr>
-        <w:t>20\% \dots 30\%</w:t>
-      </w:r>
-      <w:r>
-        <w:rPr>
-          <w:color w:val="282C34"/>
-          <w:sz w:val="21"/>
-        </w:rPr>
-        <w:t xml:space="preserve"> of rated peak load current </w:t>
-      </w:r>
-      <w:r>
-        <w:rPr>
-          <w:i/>
-          <w:color w:val="145AA0"/>
-          <w:sz w:val="21"/>
-        </w:rPr>
-        <w:t>I_{pk</w:t>
-      </w:r>
-      <w:r>
-        <w:rPr>
-          <w:color w:val="282C34"/>
-          <w:sz w:val="21"/>
-        </w:rPr>
-        <w:t>:</w:t>
+        <w:t>The filter inductor limits the high-frequency ripple current. To restrict peak-to-peak ripple Δ I_L to 20\% ... 30\% of rated peak load current I_pk:</w:t>
       </w:r>
     </w:p>
-    <w:p>
-      <w:pPr>
-        <w:spacing w:after="80"/>
-      </w:pPr>
-      <w:r>
-        <w:rPr>
-          <w:i/>
-          <w:color w:val="145AA0"/>
-          <w:sz w:val="21"/>
-        </w:rPr>
-      </w:r>
-      <w:r>
-        <w:rPr>
-          <w:color w:val="282C34"/>
-          <w:sz w:val="21"/>
-        </w:rPr>
-        <w:t>L_f \ge \frac{V_{dc}}{8 \cdot f_{sw,eff} \cdot \Delta I_L}</w:t>
-      </w:r>
-      <w:r>
-        <w:rPr>
-          <w:i/>
-          <w:color w:val="145AA0"/>
-          <w:sz w:val="21"/>
-        </w:rPr>
-      </w:r>
-    </w:p>
+    <w:tbl>
+      <w:tblPr>
+        <w:tblW w:type="auto" w:w="0"/>
+        <w:jc w:val="center"/>
+        <w:tblLook w:firstColumn="1" w:firstRow="1" w:lastColumn="0" w:lastRow="0" w:noHBand="0" w:noVBand="1" w:val="04A0"/>
+      </w:tblPr>
+      <w:tblGrid>
+        <w:gridCol w:w="9792"/>
+      </w:tblGrid>
+      <w:tr>
+        <w:tc>
+          <w:tcPr>
+            <w:tcW w:type="dxa" w:w="9792"/>
+            <w:shd w:fill="F5F6F8"/>
+            <w:tcMar>
+              <w:top w:w="80" w:type="dxa"/>
+              <w:bottom w:w="80" w:type="dxa"/>
+              <w:left w:w="140" w:type="dxa"/>
+              <w:right w:w="140" w:type="dxa"/>
+            </w:tcMar>
+            <w:tcBorders>
+              <w:left w:val="single" w:sz="18" w:space="0" w:color="CBD5E0"/>
+              <w:top w:val="none"/>
+              <w:right w:val="none"/>
+              <w:bottom w:val="none"/>
+            </w:tcBorders>
+          </w:tcPr>
+          <w:p>
+            <w:pPr>
+              <w:spacing w:line="240" w:lineRule="auto" w:after="0"/>
+            </w:pPr>
+            <w:r>
+              <w:rPr>
+                <w:rFonts w:ascii="Consolas" w:hAnsi="Consolas"/>
+                <w:color w:val="2D3748"/>
+                <w:sz w:val="18"/>
+              </w:rPr>
+              <w:t>L_f &gt;= V_dc / (8 * f_sw,eff * Δ I_L)</w:t>
+            </w:r>
+          </w:p>
+        </w:tc>
+      </w:tr>
+    </w:tbl>
+    <w:p/>
     <w:p>
       <w:pPr>
         <w:spacing w:before="160" w:after="80"/>
@@ -4277,24 +3164,7 @@
           <w:color w:val="4682B4"/>
           <w:sz w:val="24"/>
         </w:rPr>
-        <w:t>4.3 Capacitor Sizing (</w:t>
-      </w:r>
-      <w:r>
-        <w:rPr>
-          <w:b/>
-          <w:i/>
-          <w:color w:val="145AA0"/>
-          <w:sz w:val="24"/>
-        </w:rPr>
-        <w:t>C_f</w:t>
-      </w:r>
-      <w:r>
-        <w:rPr>
-          <w:b/>
-          <w:color w:val="4682B4"/>
-          <w:sz w:val="24"/>
-        </w:rPr>
-        <w:t>):</w:t>
+        <w:t>4.3 Capacitor Sizing (C_f):</w:t>
       </w:r>
     </w:p>
     <w:p>
@@ -4306,50 +3176,53 @@
           <w:color w:val="282C34"/>
           <w:sz w:val="21"/>
         </w:rPr>
-        <w:t>The capacitor must attenuate switching frequency harmonics without drawing excessive reactive VAR current at the fundamental frequency (</w:t>
-      </w:r>
-      <w:r>
-        <w:rPr>
-          <w:i/>
-          <w:color w:val="145AA0"/>
-          <w:sz w:val="21"/>
-        </w:rPr>
-        <w:t>Q_{cap ≤ 5\% \cdot S_{rated</w:t>
-      </w:r>
-      <w:r>
-        <w:rPr>
-          <w:color w:val="282C34"/>
-          <w:sz w:val="21"/>
-        </w:rPr>
-        <w:t>):</w:t>
+        <w:t>The capacitor must attenuate switching frequency harmonics without drawing excessive reactive VAR current at the fundamental frequency (Q_cap &lt;= 5\% * S_rated):</w:t>
       </w:r>
     </w:p>
-    <w:p>
-      <w:pPr>
-        <w:spacing w:after="80"/>
-      </w:pPr>
-      <w:r>
-        <w:rPr>
-          <w:i/>
-          <w:color w:val="145AA0"/>
-          <w:sz w:val="21"/>
-        </w:rPr>
-      </w:r>
-      <w:r>
-        <w:rPr>
-          <w:color w:val="282C34"/>
-          <w:sz w:val="21"/>
-        </w:rPr>
-        <w:t>C_f \le \frac{0.05 \cdot P_{rated}}{2\pi \cdot f_m \cdot V_{ac,rms}^2}</w:t>
-      </w:r>
-      <w:r>
-        <w:rPr>
-          <w:i/>
-          <w:color w:val="145AA0"/>
-          <w:sz w:val="21"/>
-        </w:rPr>
-      </w:r>
-    </w:p>
+    <w:tbl>
+      <w:tblPr>
+        <w:tblW w:type="auto" w:w="0"/>
+        <w:jc w:val="center"/>
+        <w:tblLook w:firstColumn="1" w:firstRow="1" w:lastColumn="0" w:lastRow="0" w:noHBand="0" w:noVBand="1" w:val="04A0"/>
+      </w:tblPr>
+      <w:tblGrid>
+        <w:gridCol w:w="9792"/>
+      </w:tblGrid>
+      <w:tr>
+        <w:tc>
+          <w:tcPr>
+            <w:tcW w:type="dxa" w:w="9792"/>
+            <w:shd w:fill="F5F6F8"/>
+            <w:tcMar>
+              <w:top w:w="80" w:type="dxa"/>
+              <w:bottom w:w="80" w:type="dxa"/>
+              <w:left w:w="140" w:type="dxa"/>
+              <w:right w:w="140" w:type="dxa"/>
+            </w:tcMar>
+            <w:tcBorders>
+              <w:left w:val="single" w:sz="18" w:space="0" w:color="CBD5E0"/>
+              <w:top w:val="none"/>
+              <w:right w:val="none"/>
+              <w:bottom w:val="none"/>
+            </w:tcBorders>
+          </w:tcPr>
+          <w:p>
+            <w:pPr>
+              <w:spacing w:line="240" w:lineRule="auto" w:after="0"/>
+            </w:pPr>
+            <w:r>
+              <w:rPr>
+                <w:rFonts w:ascii="Consolas" w:hAnsi="Consolas"/>
+                <w:color w:val="2D3748"/>
+                <w:sz w:val="18"/>
+              </w:rPr>
+              <w:t>C_f &lt;= (0.05 * P_rated) / (2π * f_m * V_ac,rms^2)</w:t>
+            </w:r>
+          </w:p>
+        </w:tc>
+      </w:tr>
+    </w:tbl>
+    <w:p/>
     <w:p>
       <w:pPr>
         <w:spacing w:after="80"/>
@@ -4362,32 +3235,50 @@
         <w:t>And satisfies the corner frequency requirement:</w:t>
       </w:r>
     </w:p>
-    <w:p>
-      <w:pPr>
-        <w:spacing w:after="80"/>
-      </w:pPr>
-      <w:r>
-        <w:rPr>
-          <w:i/>
-          <w:color w:val="145AA0"/>
-          <w:sz w:val="21"/>
-        </w:rPr>
-      </w:r>
-      <w:r>
-        <w:rPr>
-          <w:color w:val="282C34"/>
-          <w:sz w:val="21"/>
-        </w:rPr>
-        <w:t>C_f = \frac{1}{(2\pi f_{cut})^2 \cdot L_f}</w:t>
-      </w:r>
-      <w:r>
-        <w:rPr>
-          <w:i/>
-          <w:color w:val="145AA0"/>
-          <w:sz w:val="21"/>
-        </w:rPr>
-      </w:r>
-    </w:p>
+    <w:tbl>
+      <w:tblPr>
+        <w:tblW w:type="auto" w:w="0"/>
+        <w:jc w:val="center"/>
+        <w:tblLook w:firstColumn="1" w:firstRow="1" w:lastColumn="0" w:lastRow="0" w:noHBand="0" w:noVBand="1" w:val="04A0"/>
+      </w:tblPr>
+      <w:tblGrid>
+        <w:gridCol w:w="9792"/>
+      </w:tblGrid>
+      <w:tr>
+        <w:tc>
+          <w:tcPr>
+            <w:tcW w:type="dxa" w:w="9792"/>
+            <w:shd w:fill="F5F6F8"/>
+            <w:tcMar>
+              <w:top w:w="80" w:type="dxa"/>
+              <w:bottom w:w="80" w:type="dxa"/>
+              <w:left w:w="140" w:type="dxa"/>
+              <w:right w:w="140" w:type="dxa"/>
+            </w:tcMar>
+            <w:tcBorders>
+              <w:left w:val="single" w:sz="18" w:space="0" w:color="CBD5E0"/>
+              <w:top w:val="none"/>
+              <w:right w:val="none"/>
+              <w:bottom w:val="none"/>
+            </w:tcBorders>
+          </w:tcPr>
+          <w:p>
+            <w:pPr>
+              <w:spacing w:line="240" w:lineRule="auto" w:after="0"/>
+            </w:pPr>
+            <w:r>
+              <w:rPr>
+                <w:rFonts w:ascii="Consolas" w:hAnsi="Consolas"/>
+                <w:color w:val="2D3748"/>
+                <w:sz w:val="18"/>
+              </w:rPr>
+              <w:t>C_f = 1 / ((2π f_cut)^2 * L_f)</w:t>
+            </w:r>
+          </w:p>
+        </w:tc>
+      </w:tr>
+    </w:tbl>
+    <w:p/>
     <w:p>
       <w:pPr>
         <w:spacing w:after="80"/>
@@ -4448,15 +3339,7 @@
           <w:color w:val="282C34"/>
           <w:sz w:val="21"/>
         </w:rPr>
-        <w:t xml:space="preserve">: </w:t>
-      </w:r>
-      <w:r>
-        <w:rPr>
-          <w:i/>
-          <w:color w:val="145AA0"/>
-          <w:sz w:val="21"/>
-        </w:rPr>
-        <w:t>V_{dc = 400\,V</w:t>
+        <w:t>: V_dc = 400 V</w:t>
       </w:r>
     </w:p>
     <w:p>
@@ -4478,82 +3361,7 @@
           <w:color w:val="282C34"/>
           <w:sz w:val="21"/>
         </w:rPr>
-        <w:t xml:space="preserve">: </w:t>
-      </w:r>
-      <w:r>
-        <w:rPr>
-          <w:i/>
-          <w:color w:val="145AA0"/>
-          <w:sz w:val="21"/>
-        </w:rPr>
-        <w:t>V_o = 230\,V_{rms</w:t>
-      </w:r>
-      <w:r>
-        <w:rPr>
-          <w:color w:val="282C34"/>
-          <w:sz w:val="21"/>
-        </w:rPr>
-        <w:t xml:space="preserve">, </w:t>
-      </w:r>
-      <w:r>
-        <w:rPr>
-          <w:i/>
-          <w:color w:val="145AA0"/>
-          <w:sz w:val="21"/>
-        </w:rPr>
-        <w:t>50\,Hz</w:t>
-      </w:r>
-      <w:r>
-        <w:rPr>
-          <w:color w:val="282C34"/>
-          <w:sz w:val="21"/>
-        </w:rPr>
-        <w:t xml:space="preserve">, </w:t>
-      </w:r>
-      <w:r>
-        <w:rPr>
-          <w:i/>
-          <w:color w:val="145AA0"/>
-          <w:sz w:val="21"/>
-        </w:rPr>
-        <w:t>P_o = 3000\,W</w:t>
-      </w:r>
-      <w:r>
-        <w:rPr>
-          <w:color w:val="282C34"/>
-          <w:sz w:val="21"/>
-        </w:rPr>
-        <w:t xml:space="preserve"> (</w:t>
-      </w:r>
-      <w:r>
-        <w:rPr>
-          <w:i/>
-          <w:color w:val="145AA0"/>
-          <w:sz w:val="21"/>
-        </w:rPr>
-        <w:t>I_{rms = 13.04\,A</w:t>
-      </w:r>
-      <w:r>
-        <w:rPr>
-          <w:color w:val="282C34"/>
-          <w:sz w:val="21"/>
-        </w:rPr>
-        <w:t xml:space="preserve">, </w:t>
-      </w:r>
-      <w:r>
-        <w:rPr>
-          <w:i/>
-          <w:color w:val="145AA0"/>
-          <w:sz w:val="21"/>
-        </w:rPr>
-        <w:t>I_{pk = 18.44\,A</w:t>
-      </w:r>
-      <w:r>
-        <w:rPr>
-          <w:color w:val="282C34"/>
-          <w:sz w:val="21"/>
-        </w:rPr>
-        <w:t>)</w:t>
+        <w:t>: V_o = 230 V_rms, 50 Hz, P_o = 3000 W (I_rms = 13.04 A, I_pk = 18.44 A)</w:t>
       </w:r>
     </w:p>
     <w:p>
@@ -4575,37 +3383,7 @@
           <w:color w:val="282C34"/>
           <w:sz w:val="21"/>
         </w:rPr>
-        <w:t xml:space="preserve">: </w:t>
-      </w:r>
-      <w:r>
-        <w:rPr>
-          <w:i/>
-          <w:color w:val="145AA0"/>
-          <w:sz w:val="21"/>
-        </w:rPr>
-        <w:t>f_c = 25\,kHz</w:t>
-      </w:r>
-      <w:r>
-        <w:rPr>
-          <w:color w:val="282C34"/>
-          <w:sz w:val="21"/>
-        </w:rPr>
-        <w:t xml:space="preserve"> (Unipolar SPWM </w:t>
-      </w:r>
-      <w:r>
-        <w:rPr>
-          <w:i/>
-          <w:color w:val="145AA0"/>
-          <w:sz w:val="21"/>
-        </w:rPr>
-        <w:t>\implies f_{sw,eff = 50\,kHz</w:t>
-      </w:r>
-      <w:r>
-        <w:rPr>
-          <w:color w:val="282C34"/>
-          <w:sz w:val="21"/>
-        </w:rPr>
-        <w:t>)</w:t>
+        <w:t>: f_c = 25 kHz (Unipolar SPWM =&gt; f_sw,eff = 50 kHz)</w:t>
       </w:r>
     </w:p>
     <w:p>
@@ -4630,32 +3408,50 @@
         <w:t>:</w:t>
       </w:r>
     </w:p>
-    <w:p>
-      <w:pPr>
-        <w:spacing w:after="80"/>
-      </w:pPr>
-      <w:r>
-        <w:rPr>
-          <w:i/>
-          <w:color w:val="145AA0"/>
-          <w:sz w:val="21"/>
-        </w:rPr>
-      </w:r>
-      <w:r>
-        <w:rPr>
-          <w:color w:val="282C34"/>
-          <w:sz w:val="21"/>
-        </w:rPr>
-        <w:t>m_a = \frac{\sqrt{2} \cdot 230\,\text{V}}{400\,\text{V}} = \frac{325.3\,\text{V}}{400\,\text{V}} \approx 0.813</w:t>
-      </w:r>
-      <w:r>
-        <w:rPr>
-          <w:i/>
-          <w:color w:val="145AA0"/>
-          <w:sz w:val="21"/>
-        </w:rPr>
-      </w:r>
-    </w:p>
+    <w:tbl>
+      <w:tblPr>
+        <w:tblW w:type="auto" w:w="0"/>
+        <w:jc w:val="center"/>
+        <w:tblLook w:firstColumn="1" w:firstRow="1" w:lastColumn="0" w:lastRow="0" w:noHBand="0" w:noVBand="1" w:val="04A0"/>
+      </w:tblPr>
+      <w:tblGrid>
+        <w:gridCol w:w="9792"/>
+      </w:tblGrid>
+      <w:tr>
+        <w:tc>
+          <w:tcPr>
+            <w:tcW w:type="dxa" w:w="9792"/>
+            <w:shd w:fill="F5F6F8"/>
+            <w:tcMar>
+              <w:top w:w="80" w:type="dxa"/>
+              <w:bottom w:w="80" w:type="dxa"/>
+              <w:left w:w="140" w:type="dxa"/>
+              <w:right w:w="140" w:type="dxa"/>
+            </w:tcMar>
+            <w:tcBorders>
+              <w:left w:val="single" w:sz="18" w:space="0" w:color="CBD5E0"/>
+              <w:top w:val="none"/>
+              <w:right w:val="none"/>
+              <w:bottom w:val="none"/>
+            </w:tcBorders>
+          </w:tcPr>
+          <w:p>
+            <w:pPr>
+              <w:spacing w:line="240" w:lineRule="auto" w:after="0"/>
+            </w:pPr>
+            <w:r>
+              <w:rPr>
+                <w:rFonts w:ascii="Consolas" w:hAnsi="Consolas"/>
+                <w:color w:val="2D3748"/>
+                <w:sz w:val="18"/>
+              </w:rPr>
+              <w:t>m_a = (sqrt(2) * 230 V) / 400 V = 325.3 V / 400 V ≈ 0.813</w:t>
+            </w:r>
+          </w:p>
+        </w:tc>
+      </w:tr>
+    </w:tbl>
+    <w:p/>
     <w:p>
       <w:pPr>
         <w:pStyle w:val="ListBullet"/>
@@ -4668,7 +3464,7 @@
           <w:color w:val="282C34"/>
           <w:sz w:val="21"/>
         </w:rPr>
-        <w:t>Inductor Sizing ($\Delta I_L = 20\% \cdot I_{pk} = 3.69\,\text{A}$)</w:t>
+        <w:t>Inductor Sizing (Δ I_L = 20\% * I_pk = 3.69 A)</w:t>
       </w:r>
       <w:r>
         <w:rPr>
@@ -4678,32 +3474,50 @@
         <w:t>:</w:t>
       </w:r>
     </w:p>
-    <w:p>
-      <w:pPr>
-        <w:spacing w:after="80"/>
-      </w:pPr>
-      <w:r>
-        <w:rPr>
-          <w:i/>
-          <w:color w:val="145AA0"/>
-          <w:sz w:val="21"/>
-        </w:rPr>
-      </w:r>
-      <w:r>
-        <w:rPr>
-          <w:color w:val="282C34"/>
-          <w:sz w:val="21"/>
-        </w:rPr>
-        <w:t>L_f = \frac{400\,\text{V}}{8 \cdot 50\,000\,\text{Hz} \cdot 3.69\,\text{A}} \approx 0.271\,\text{mH} \implies \text{Select } 0.33\,\text{mH}</w:t>
-      </w:r>
-      <w:r>
-        <w:rPr>
-          <w:i/>
-          <w:color w:val="145AA0"/>
-          <w:sz w:val="21"/>
-        </w:rPr>
-      </w:r>
-    </w:p>
+    <w:tbl>
+      <w:tblPr>
+        <w:tblW w:type="auto" w:w="0"/>
+        <w:jc w:val="center"/>
+        <w:tblLook w:firstColumn="1" w:firstRow="1" w:lastColumn="0" w:lastRow="0" w:noHBand="0" w:noVBand="1" w:val="04A0"/>
+      </w:tblPr>
+      <w:tblGrid>
+        <w:gridCol w:w="9792"/>
+      </w:tblGrid>
+      <w:tr>
+        <w:tc>
+          <w:tcPr>
+            <w:tcW w:type="dxa" w:w="9792"/>
+            <w:shd w:fill="F5F6F8"/>
+            <w:tcMar>
+              <w:top w:w="80" w:type="dxa"/>
+              <w:bottom w:w="80" w:type="dxa"/>
+              <w:left w:w="140" w:type="dxa"/>
+              <w:right w:w="140" w:type="dxa"/>
+            </w:tcMar>
+            <w:tcBorders>
+              <w:left w:val="single" w:sz="18" w:space="0" w:color="CBD5E0"/>
+              <w:top w:val="none"/>
+              <w:right w:val="none"/>
+              <w:bottom w:val="none"/>
+            </w:tcBorders>
+          </w:tcPr>
+          <w:p>
+            <w:pPr>
+              <w:spacing w:line="240" w:lineRule="auto" w:after="0"/>
+            </w:pPr>
+            <w:r>
+              <w:rPr>
+                <w:rFonts w:ascii="Consolas" w:hAnsi="Consolas"/>
+                <w:color w:val="2D3748"/>
+                <w:sz w:val="18"/>
+              </w:rPr>
+              <w:t>L_f = 400 V / (8 * 50 000 Hz * 3.69 A) ≈ 0.271 mH =&gt; Select 0.33 mH</w:t>
+            </w:r>
+          </w:p>
+        </w:tc>
+      </w:tr>
+    </w:tbl>
+    <w:p/>
     <w:p>
       <w:pPr>
         <w:pStyle w:val="ListBullet"/>
@@ -4726,32 +3540,50 @@
         <w:t>:</w:t>
       </w:r>
     </w:p>
-    <w:p>
-      <w:pPr>
-        <w:spacing w:after="80"/>
-      </w:pPr>
-      <w:r>
-        <w:rPr>
-          <w:i/>
-          <w:color w:val="145AA0"/>
-          <w:sz w:val="21"/>
-        </w:rPr>
-      </w:r>
-      <w:r>
-        <w:rPr>
-          <w:color w:val="282C34"/>
-          <w:sz w:val="21"/>
-        </w:rPr>
-        <w:t>f_{cut} = 2.5\,\text{kHz} \quad (10 \cdot 50\,\text{Hz} \ll 2.5\,\text{kHz} \ll 50\,\text{kHz})</w:t>
-      </w:r>
-      <w:r>
-        <w:rPr>
-          <w:i/>
-          <w:color w:val="145AA0"/>
-          <w:sz w:val="21"/>
-        </w:rPr>
-      </w:r>
-    </w:p>
+    <w:tbl>
+      <w:tblPr>
+        <w:tblW w:type="auto" w:w="0"/>
+        <w:jc w:val="center"/>
+        <w:tblLook w:firstColumn="1" w:firstRow="1" w:lastColumn="0" w:lastRow="0" w:noHBand="0" w:noVBand="1" w:val="04A0"/>
+      </w:tblPr>
+      <w:tblGrid>
+        <w:gridCol w:w="9792"/>
+      </w:tblGrid>
+      <w:tr>
+        <w:tc>
+          <w:tcPr>
+            <w:tcW w:type="dxa" w:w="9792"/>
+            <w:shd w:fill="F5F6F8"/>
+            <w:tcMar>
+              <w:top w:w="80" w:type="dxa"/>
+              <w:bottom w:w="80" w:type="dxa"/>
+              <w:left w:w="140" w:type="dxa"/>
+              <w:right w:w="140" w:type="dxa"/>
+            </w:tcMar>
+            <w:tcBorders>
+              <w:left w:val="single" w:sz="18" w:space="0" w:color="CBD5E0"/>
+              <w:top w:val="none"/>
+              <w:right w:val="none"/>
+              <w:bottom w:val="none"/>
+            </w:tcBorders>
+          </w:tcPr>
+          <w:p>
+            <w:pPr>
+              <w:spacing w:line="240" w:lineRule="auto" w:after="0"/>
+            </w:pPr>
+            <w:r>
+              <w:rPr>
+                <w:rFonts w:ascii="Consolas" w:hAnsi="Consolas"/>
+                <w:color w:val="2D3748"/>
+                <w:sz w:val="18"/>
+              </w:rPr>
+              <w:t>f_cut = 2.5 kHz (10 * 50 Hz &lt;&lt; 2.5 kHz &lt;&lt; 50 kHz)</w:t>
+            </w:r>
+          </w:p>
+        </w:tc>
+      </w:tr>
+    </w:tbl>
+    <w:p/>
     <w:p>
       <w:pPr>
         <w:pStyle w:val="ListBullet"/>
@@ -4774,32 +3606,50 @@
         <w:t>:</w:t>
       </w:r>
     </w:p>
-    <w:p>
-      <w:pPr>
-        <w:spacing w:after="80"/>
-      </w:pPr>
-      <w:r>
-        <w:rPr>
-          <w:i/>
-          <w:color w:val="145AA0"/>
-          <w:sz w:val="21"/>
-        </w:rPr>
-      </w:r>
-      <w:r>
-        <w:rPr>
-          <w:color w:val="282C34"/>
-          <w:sz w:val="21"/>
-        </w:rPr>
-        <w:t>C_f = \frac{1}{(2\pi \cdot 2500)^2 \cdot 0.33 \cdot 10^{-3}} \approx 12.3\,\mu\text{F} \implies \text{Select } 10\,\mu\text{F / 300VAC MKP}</w:t>
-      </w:r>
-      <w:r>
-        <w:rPr>
-          <w:i/>
-          <w:color w:val="145AA0"/>
-          <w:sz w:val="21"/>
-        </w:rPr>
-      </w:r>
-    </w:p>
+    <w:tbl>
+      <w:tblPr>
+        <w:tblW w:type="auto" w:w="0"/>
+        <w:jc w:val="center"/>
+        <w:tblLook w:firstColumn="1" w:firstRow="1" w:lastColumn="0" w:lastRow="0" w:noHBand="0" w:noVBand="1" w:val="04A0"/>
+      </w:tblPr>
+      <w:tblGrid>
+        <w:gridCol w:w="9792"/>
+      </w:tblGrid>
+      <w:tr>
+        <w:tc>
+          <w:tcPr>
+            <w:tcW w:type="dxa" w:w="9792"/>
+            <w:shd w:fill="F5F6F8"/>
+            <w:tcMar>
+              <w:top w:w="80" w:type="dxa"/>
+              <w:bottom w:w="80" w:type="dxa"/>
+              <w:left w:w="140" w:type="dxa"/>
+              <w:right w:w="140" w:type="dxa"/>
+            </w:tcMar>
+            <w:tcBorders>
+              <w:left w:val="single" w:sz="18" w:space="0" w:color="CBD5E0"/>
+              <w:top w:val="none"/>
+              <w:right w:val="none"/>
+              <w:bottom w:val="none"/>
+            </w:tcBorders>
+          </w:tcPr>
+          <w:p>
+            <w:pPr>
+              <w:spacing w:line="240" w:lineRule="auto" w:after="0"/>
+            </w:pPr>
+            <w:r>
+              <w:rPr>
+                <w:rFonts w:ascii="Consolas" w:hAnsi="Consolas"/>
+                <w:color w:val="2D3748"/>
+                <w:sz w:val="18"/>
+              </w:rPr>
+              <w:t>C_f = 1 / ((2π * 2500)^2 * 0.33 * 10^-3) ≈ 12.3 µF =&gt; Select 10 µF / 300VAC MKP</w:t>
+            </w:r>
+          </w:p>
+        </w:tc>
+      </w:tr>
+    </w:tbl>
+    <w:p/>
     <w:p>
       <w:pPr>
         <w:pStyle w:val="ListBullet"/>
@@ -4822,32 +3672,50 @@
         <w:t>:</w:t>
       </w:r>
     </w:p>
-    <w:p>
-      <w:pPr>
-        <w:spacing w:after="80"/>
-      </w:pPr>
-      <w:r>
-        <w:rPr>
-          <w:i/>
-          <w:color w:val="145AA0"/>
-          <w:sz w:val="21"/>
-        </w:rPr>
-      </w:r>
-      <w:r>
-        <w:rPr>
-          <w:color w:val="282C34"/>
-          <w:sz w:val="21"/>
-        </w:rPr>
-        <w:t>Q_c = 2\pi \cdot 50 \cdot 10\,\mu\text{F} \cdot (230\,\text{V})^2 \approx 166\,\text{VAR} \quad \left(\frac{166}{3000} \approx 5.5\% \text{ of rated power - fully compliant}\right)</w:t>
-      </w:r>
-      <w:r>
-        <w:rPr>
-          <w:i/>
-          <w:color w:val="145AA0"/>
-          <w:sz w:val="21"/>
-        </w:rPr>
-      </w:r>
-    </w:p>
+    <w:tbl>
+      <w:tblPr>
+        <w:tblW w:type="auto" w:w="0"/>
+        <w:jc w:val="center"/>
+        <w:tblLook w:firstColumn="1" w:firstRow="1" w:lastColumn="0" w:lastRow="0" w:noHBand="0" w:noVBand="1" w:val="04A0"/>
+      </w:tblPr>
+      <w:tblGrid>
+        <w:gridCol w:w="9792"/>
+      </w:tblGrid>
+      <w:tr>
+        <w:tc>
+          <w:tcPr>
+            <w:tcW w:type="dxa" w:w="9792"/>
+            <w:shd w:fill="F5F6F8"/>
+            <w:tcMar>
+              <w:top w:w="80" w:type="dxa"/>
+              <w:bottom w:w="80" w:type="dxa"/>
+              <w:left w:w="140" w:type="dxa"/>
+              <w:right w:w="140" w:type="dxa"/>
+            </w:tcMar>
+            <w:tcBorders>
+              <w:left w:val="single" w:sz="18" w:space="0" w:color="CBD5E0"/>
+              <w:top w:val="none"/>
+              <w:right w:val="none"/>
+              <w:bottom w:val="none"/>
+            </w:tcBorders>
+          </w:tcPr>
+          <w:p>
+            <w:pPr>
+              <w:spacing w:line="240" w:lineRule="auto" w:after="0"/>
+            </w:pPr>
+            <w:r>
+              <w:rPr>
+                <w:rFonts w:ascii="Consolas" w:hAnsi="Consolas"/>
+                <w:color w:val="2D3748"/>
+                <w:sz w:val="18"/>
+              </w:rPr>
+              <w:t>Q_c = 2π * 50 * 10 µF * (230 V)^2 ≈ 166 VAR (166 / 3000 ≈ 5.5\% of rated power - fully compliant)</w:t>
+            </w:r>
+          </w:p>
+        </w:tc>
+      </w:tr>
+    </w:tbl>
+    <w:p/>
     <w:sectPr>
       <w:footerReference w:type="default" r:id="rId9"/>
       <w:pgSz w:w="12240" w:h="15840"/>
